--- a/일정/일정(수영).docx
+++ b/일정/일정(수영).docx
@@ -181,12 +181,14 @@
             <w:pPr>
               <w:rPr>
                 <w:rFonts w:ascii="HY헤드라인M" w:eastAsia="HY헤드라인M"/>
+                <w:strike/>
                 <w:sz w:val="24"/>
               </w:rPr>
             </w:pPr>
             <w:r>
               <w:rPr>
                 <w:rFonts w:ascii="HY헤드라인M" w:eastAsia="HY헤드라인M" w:hint="eastAsia"/>
+                <w:strike/>
                 <w:sz w:val="24"/>
               </w:rPr>
               <w:t>-퀘스트 시스템 구현</w:t>
@@ -196,12 +198,14 @@
             <w:pPr>
               <w:rPr>
                 <w:rFonts w:ascii="HY헤드라인M" w:eastAsia="HY헤드라인M"/>
+                <w:strike/>
                 <w:sz w:val="24"/>
               </w:rPr>
             </w:pPr>
             <w:r>
               <w:rPr>
                 <w:rFonts w:ascii="HY헤드라인M" w:eastAsia="HY헤드라인M" w:hint="eastAsia"/>
+                <w:strike/>
                 <w:sz w:val="24"/>
               </w:rPr>
               <w:t>-아이템 판매, 구매 구현</w:t>
@@ -211,12 +215,14 @@
             <w:pPr>
               <w:rPr>
                 <w:rFonts w:ascii="HY헤드라인M" w:eastAsia="HY헤드라인M"/>
+                <w:strike/>
                 <w:sz w:val="24"/>
               </w:rPr>
             </w:pPr>
             <w:r>
               <w:rPr>
                 <w:rFonts w:ascii="HY헤드라인M" w:eastAsia="HY헤드라인M" w:hint="eastAsia"/>
+                <w:strike/>
                 <w:sz w:val="24"/>
               </w:rPr>
               <w:t>-Base 문 구현</w:t>
@@ -226,12 +232,14 @@
             <w:pPr>
               <w:rPr>
                 <w:rFonts w:ascii="HY헤드라인M" w:eastAsia="HY헤드라인M"/>
+                <w:strike/>
                 <w:sz w:val="24"/>
               </w:rPr>
             </w:pPr>
             <w:r>
               <w:rPr>
                 <w:rFonts w:ascii="HY헤드라인M" w:eastAsia="HY헤드라인M" w:hint="eastAsia"/>
+                <w:strike/>
                 <w:sz w:val="24"/>
               </w:rPr>
               <w:t>-몬스터 계단 이동 구현</w:t>
@@ -281,19 +289,42 @@
                 <w:sz w:val="24"/>
               </w:rPr>
             </w:pPr>
-          </w:p>
-          <w:p>
-            <w:pPr>
-              <w:rPr>
-                <w:rFonts w:ascii="HY헤드라인M" w:eastAsia="HY헤드라인M"/>
-                <w:sz w:val="24"/>
-              </w:rPr>
-            </w:pPr>
             <w:r>
               <w:rPr>
                 <w:rFonts w:ascii="HY헤드라인M" w:eastAsia="HY헤드라인M" w:hint="eastAsia"/>
                 <w:sz w:val="24"/>
               </w:rPr>
+              <w:t>-거미줄 상호작용 구현 + 거미줄 제거 시 거미 반응 구현</w:t>
+            </w:r>
+          </w:p>
+          <w:p>
+            <w:pPr>
+              <w:rPr>
+                <w:rFonts w:ascii="HY헤드라인M" w:eastAsia="HY헤드라인M" w:hint="eastAsia"/>
+                <w:sz w:val="24"/>
+              </w:rPr>
+            </w:pPr>
+          </w:p>
+          <w:p>
+            <w:pPr>
+              <w:rPr>
+                <w:rFonts w:ascii="HY헤드라인M" w:eastAsia="HY헤드라인M"/>
+                <w:sz w:val="24"/>
+              </w:rPr>
+            </w:pPr>
+          </w:p>
+          <w:p>
+            <w:pPr>
+              <w:rPr>
+                <w:rFonts w:ascii="HY헤드라인M" w:eastAsia="HY헤드라인M"/>
+                <w:sz w:val="24"/>
+              </w:rPr>
+            </w:pPr>
+            <w:r>
+              <w:rPr>
+                <w:rFonts w:ascii="HY헤드라인M" w:eastAsia="HY헤드라인M" w:hint="eastAsia"/>
+                <w:sz w:val="24"/>
+              </w:rPr>
               <w:t>[통신 관련 구현]</w:t>
             </w:r>
           </w:p>
@@ -339,16 +370,8 @@
                 <w:rFonts w:ascii="HY헤드라인M" w:eastAsia="HY헤드라인M"/>
                 <w:sz w:val="24"/>
               </w:rPr>
-              <w:t xml:space="preserve">-Room 입퇴장 구현 </w:t>
-            </w:r>
-          </w:p>
-          <w:p>
-            <w:pPr>
-              <w:rPr>
-                <w:rFonts w:ascii="HY헤드라인M" w:eastAsia="HY헤드라인M"/>
-                <w:sz w:val="24"/>
-              </w:rPr>
-            </w:pPr>
+              <w:t>-Room 입퇴장 구현</w:t>
+            </w:r>
           </w:p>
           <w:p>
             <w:pPr>
@@ -362,6 +385,29 @@
                 <w:rFonts w:ascii="HY헤드라인M" w:eastAsia="HY헤드라인M" w:hint="eastAsia"/>
                 <w:sz w:val="24"/>
               </w:rPr>
+              <w:t>-회원가입</w:t>
+            </w:r>
+          </w:p>
+          <w:p>
+            <w:pPr>
+              <w:rPr>
+                <w:rFonts w:ascii="HY헤드라인M" w:eastAsia="HY헤드라인M"/>
+                <w:sz w:val="24"/>
+              </w:rPr>
+            </w:pPr>
+          </w:p>
+          <w:p>
+            <w:pPr>
+              <w:rPr>
+                <w:rFonts w:ascii="HY헤드라인M" w:eastAsia="HY헤드라인M"/>
+                <w:sz w:val="24"/>
+              </w:rPr>
+            </w:pPr>
+            <w:r>
+              <w:rPr>
+                <w:rFonts w:ascii="HY헤드라인M" w:eastAsia="HY헤드라인M" w:hint="eastAsia"/>
+                <w:sz w:val="24"/>
+              </w:rPr>
               <w:t>[기타]</w:t>
             </w:r>
           </w:p>
@@ -428,12 +474,14 @@
             <w:pPr>
               <w:rPr>
                 <w:rFonts w:ascii="HY헤드라인M" w:eastAsia="HY헤드라인M"/>
-                <w:sz w:val="24"/>
-              </w:rPr>
-            </w:pPr>
-            <w:r>
-              <w:rPr>
-                <w:rFonts w:ascii="HY헤드라인M" w:eastAsia="HY헤드라인M"/>
+                <w:strike/>
+                <w:sz w:val="24"/>
+              </w:rPr>
+            </w:pPr>
+            <w:r>
+              <w:rPr>
+                <w:rFonts w:ascii="HY헤드라인M" w:eastAsia="HY헤드라인M"/>
+                <w:strike/>
                 <w:sz w:val="24"/>
               </w:rPr>
               <w:t>-Base 타일맵 제작</w:t>
@@ -442,16 +490,30 @@
           <w:p>
             <w:pPr>
               <w:rPr>
+                <w:rFonts w:ascii="HY헤드라인M" w:eastAsia="HY헤드라인M"/>
+                <w:sz w:val="24"/>
+              </w:rPr>
+            </w:pPr>
+            <w:r>
+              <w:rPr>
                 <w:rFonts w:ascii="HY헤드라인M" w:eastAsia="HY헤드라인M" w:hint="eastAsia"/>
                 <w:sz w:val="24"/>
               </w:rPr>
-            </w:pPr>
+              <w:t>-UDP 통신 구현(마이크)</w:t>
+            </w:r>
             <w:r>
               <w:rPr>
                 <w:rFonts w:ascii="HY헤드라인M" w:eastAsia="HY헤드라인M" w:hint="eastAsia"/>
                 <w:sz w:val="24"/>
               </w:rPr>
-              <w:t>-UDP 통신 구현(마이크)</w:t>
+              <w:t xml:space="preserve"> or </w:t>
+            </w:r>
+            <w:r>
+              <w:rPr>
+                <w:rFonts w:ascii="HY헤드라인M" w:eastAsia="HY헤드라인M" w:hint="eastAsia"/>
+                <w:sz w:val="24"/>
+              </w:rPr>
+              <w:t>채팅</w:t>
             </w:r>
           </w:p>
         </w:tc>
@@ -855,7 +917,7 @@
                 <w:numId w:val="1"/>
               </w:numPr>
               <w:rPr>
-                <w:rFonts w:ascii="HY헤드라인M" w:eastAsia="HY헤드라인M" w:hint="eastAsia"/>
+                <w:rFonts w:ascii="HY헤드라인M" w:eastAsia="HY헤드라인M"/>
                 <w:sz w:val="24"/>
               </w:rPr>
             </w:pPr>
@@ -884,7 +946,6 @@
                 <w:rFonts w:ascii="HY헤드라인M" w:eastAsia="HY헤드라인M" w:hint="eastAsia"/>
                 <w:sz w:val="24"/>
               </w:rPr>
-              <w:lastRenderedPageBreak/>
               <w:t>총 쏠 때 허리 각도 변경</w:t>
             </w:r>
           </w:p>
@@ -899,7 +960,7 @@
           <w:p>
             <w:pPr>
               <w:rPr>
-                <w:rFonts w:ascii="HY헤드라인M" w:eastAsia="HY헤드라인M" w:hint="eastAsia"/>
+                <w:rFonts w:ascii="HY헤드라인M" w:eastAsia="HY헤드라인M"/>
                 <w:sz w:val="24"/>
               </w:rPr>
             </w:pPr>

--- a/일정/일정(수영).docx
+++ b/일정/일정(수영).docx
@@ -85,96 +85,17 @@
             <w:pPr>
               <w:rPr>
                 <w:rFonts w:ascii="HY헤드라인M" w:eastAsia="HY헤드라인M"/>
+                <w:strike/>
                 <w:sz w:val="24"/>
               </w:rPr>
             </w:pPr>
             <w:r>
               <w:rPr>
                 <w:rFonts w:ascii="HY헤드라인M" w:eastAsia="HY헤드라인M" w:hint="eastAsia"/>
+                <w:strike/>
                 <w:sz w:val="24"/>
               </w:rPr>
               <w:t>-Spider 구현</w:t>
-            </w:r>
-          </w:p>
-          <w:p>
-            <w:pPr>
-              <w:rPr>
-                <w:rFonts w:ascii="HY헤드라인M" w:eastAsia="HY헤드라인M"/>
-                <w:sz w:val="24"/>
-              </w:rPr>
-            </w:pPr>
-            <w:r>
-              <w:rPr>
-                <w:rFonts w:ascii="HY헤드라인M" w:eastAsia="HY헤드라인M" w:hint="eastAsia"/>
-                <w:sz w:val="24"/>
-              </w:rPr>
-              <w:t>-EmotionGame 구현</w:t>
-            </w:r>
-          </w:p>
-          <w:p>
-            <w:pPr>
-              <w:rPr>
-                <w:rFonts w:ascii="HY헤드라인M" w:eastAsia="HY헤드라인M"/>
-                <w:sz w:val="24"/>
-              </w:rPr>
-            </w:pPr>
-            <w:r>
-              <w:rPr>
-                <w:rFonts w:ascii="HY헤드라인M" w:eastAsia="HY헤드라인M"/>
-                <w:sz w:val="24"/>
-              </w:rPr>
-              <w:t>-Ghost</w:t>
-            </w:r>
-            <w:r>
-              <w:rPr>
-                <w:rFonts w:ascii="HY헤드라인M" w:eastAsia="HY헤드라인M" w:hint="eastAsia"/>
-                <w:sz w:val="24"/>
-              </w:rPr>
-              <w:t xml:space="preserve"> 구현</w:t>
-            </w:r>
-          </w:p>
-          <w:p>
-            <w:pPr>
-              <w:rPr>
-                <w:rFonts w:ascii="HY헤드라인M" w:eastAsia="HY헤드라인M"/>
-                <w:sz w:val="24"/>
-              </w:rPr>
-            </w:pPr>
-            <w:r>
-              <w:rPr>
-                <w:rFonts w:ascii="HY헤드라인M" w:eastAsia="HY헤드라인M"/>
-                <w:sz w:val="24"/>
-              </w:rPr>
-              <w:t>-TrashCollecter</w:t>
-            </w:r>
-            <w:r>
-              <w:rPr>
-                <w:rFonts w:ascii="HY헤드라인M" w:eastAsia="HY헤드라인M" w:hint="eastAsia"/>
-                <w:sz w:val="24"/>
-              </w:rPr>
-              <w:t xml:space="preserve"> 구현</w:t>
-            </w:r>
-          </w:p>
-          <w:p>
-            <w:pPr>
-              <w:rPr>
-                <w:rFonts w:ascii="HY헤드라인M" w:eastAsia="HY헤드라인M"/>
-                <w:sz w:val="24"/>
-              </w:rPr>
-            </w:pPr>
-            <w:r>
-              <w:rPr>
-                <w:rFonts w:ascii="HY헤드라인M" w:eastAsia="HY헤드라인M"/>
-                <w:sz w:val="24"/>
-              </w:rPr>
-              <w:t>-PollutionMonitor</w:t>
-            </w:r>
-            <w:r>
-              <w:rPr>
-                <w:rFonts w:ascii="HY헤드라인M" w:eastAsia="HY헤드라인M" w:hint="eastAsia"/>
-                <w:sz w:val="24"/>
-              </w:rPr>
-              <w:t xml:space="preserve"> 구현</w:t>
             </w:r>
           </w:p>
           <w:p>
@@ -191,7 +112,25 @@
                 <w:strike/>
                 <w:sz w:val="24"/>
               </w:rPr>
-              <w:t>-퀘스트 시스템 구현</w:t>
+              <w:t>-</w:t>
+            </w:r>
+            <w:proofErr w:type="spellStart"/>
+            <w:r>
+              <w:rPr>
+                <w:rFonts w:ascii="HY헤드라인M" w:eastAsia="HY헤드라인M" w:hint="eastAsia"/>
+                <w:strike/>
+                <w:sz w:val="24"/>
+              </w:rPr>
+              <w:t>EmotionGame</w:t>
+            </w:r>
+            <w:proofErr w:type="spellEnd"/>
+            <w:r>
+              <w:rPr>
+                <w:rFonts w:ascii="HY헤드라인M" w:eastAsia="HY헤드라인M" w:hint="eastAsia"/>
+                <w:strike/>
+                <w:sz w:val="24"/>
+              </w:rPr>
+              <w:t xml:space="preserve"> 구현</w:t>
             </w:r>
           </w:p>
           <w:p>
@@ -204,11 +143,57 @@
             </w:pPr>
             <w:r>
               <w:rPr>
+                <w:rFonts w:ascii="HY헤드라인M" w:eastAsia="HY헤드라인M"/>
+                <w:strike/>
+                <w:sz w:val="24"/>
+              </w:rPr>
+              <w:t>-Ghost</w:t>
+            </w:r>
+            <w:r>
+              <w:rPr>
                 <w:rFonts w:ascii="HY헤드라인M" w:eastAsia="HY헤드라인M" w:hint="eastAsia"/>
                 <w:strike/>
                 <w:sz w:val="24"/>
               </w:rPr>
-              <w:t>-아이템 판매, 구매 구현</w:t>
+              <w:t xml:space="preserve"> 구현</w:t>
+            </w:r>
+          </w:p>
+          <w:p>
+            <w:pPr>
+              <w:rPr>
+                <w:rFonts w:ascii="HY헤드라인M" w:eastAsia="HY헤드라인M" w:hint="eastAsia"/>
+                <w:sz w:val="24"/>
+              </w:rPr>
+            </w:pPr>
+            <w:r>
+              <w:rPr>
+                <w:rFonts w:ascii="HY헤드라인M" w:eastAsia="HY헤드라인M"/>
+                <w:sz w:val="24"/>
+              </w:rPr>
+              <w:t>-</w:t>
+            </w:r>
+            <w:proofErr w:type="spellStart"/>
+            <w:r>
+              <w:rPr>
+                <w:rFonts w:ascii="HY헤드라인M" w:eastAsia="HY헤드라인M"/>
+                <w:sz w:val="24"/>
+              </w:rPr>
+              <w:t>TrashCollecter</w:t>
+            </w:r>
+            <w:proofErr w:type="spellEnd"/>
+            <w:r>
+              <w:rPr>
+                <w:rFonts w:ascii="HY헤드라인M" w:eastAsia="HY헤드라인M" w:hint="eastAsia"/>
+                <w:sz w:val="24"/>
+              </w:rPr>
+              <w:t xml:space="preserve"> 구현</w:t>
+            </w:r>
+            <w:r>
+              <w:rPr>
+                <w:rFonts w:ascii="HY헤드라인M" w:eastAsia="HY헤드라인M" w:hint="eastAsia"/>
+                <w:sz w:val="24"/>
+              </w:rPr>
+              <w:t xml:space="preserve"> (진행중)</w:t>
             </w:r>
           </w:p>
           <w:p>
@@ -221,11 +206,29 @@
             </w:pPr>
             <w:r>
               <w:rPr>
+                <w:rFonts w:ascii="HY헤드라인M" w:eastAsia="HY헤드라인M"/>
+                <w:strike/>
+                <w:sz w:val="24"/>
+              </w:rPr>
+              <w:t>-</w:t>
+            </w:r>
+            <w:proofErr w:type="spellStart"/>
+            <w:r>
+              <w:rPr>
+                <w:rFonts w:ascii="HY헤드라인M" w:eastAsia="HY헤드라인M"/>
+                <w:strike/>
+                <w:sz w:val="24"/>
+              </w:rPr>
+              <w:t>PollutionMonitor</w:t>
+            </w:r>
+            <w:proofErr w:type="spellEnd"/>
+            <w:r>
+              <w:rPr>
                 <w:rFonts w:ascii="HY헤드라인M" w:eastAsia="HY헤드라인M" w:hint="eastAsia"/>
                 <w:strike/>
                 <w:sz w:val="24"/>
               </w:rPr>
-              <w:t>-Base 문 구현</w:t>
+              <w:t xml:space="preserve"> 구현</w:t>
             </w:r>
           </w:p>
           <w:p>
@@ -242,232 +245,7 @@
                 <w:strike/>
                 <w:sz w:val="24"/>
               </w:rPr>
-              <w:t>-몬스터 계단 이동 구현</w:t>
-            </w:r>
-          </w:p>
-          <w:p>
-            <w:pPr>
-              <w:rPr>
-                <w:rFonts w:ascii="HY헤드라인M" w:eastAsia="HY헤드라인M"/>
-                <w:sz w:val="24"/>
-              </w:rPr>
-            </w:pPr>
-            <w:r>
-              <w:rPr>
-                <w:rFonts w:ascii="HY헤드라인M" w:eastAsia="HY헤드라인M"/>
-                <w:sz w:val="24"/>
-              </w:rPr>
-              <w:t>-절차적 맵 생성 규칙 및 난이도 제대로 적용</w:t>
-            </w:r>
-          </w:p>
-          <w:p>
-            <w:pPr>
-              <w:rPr>
-                <w:rFonts w:ascii="HY헤드라인M" w:eastAsia="HY헤드라인M"/>
-                <w:sz w:val="24"/>
-              </w:rPr>
-            </w:pPr>
-            <w:r>
-              <w:rPr>
-                <w:rFonts w:ascii="HY헤드라인M" w:eastAsia="HY헤드라인M"/>
-                <w:sz w:val="24"/>
-              </w:rPr>
-              <w:t xml:space="preserve">-절차적 맵 생성 시 아이템, 몬스터, 판매기 </w:t>
-            </w:r>
-            <w:r>
-              <w:rPr>
-                <w:rFonts w:ascii="HY헤드라인M" w:eastAsia="HY헤드라인M" w:hint="eastAsia"/>
-                <w:sz w:val="24"/>
-              </w:rPr>
-              <w:t>배치</w:t>
-            </w:r>
-          </w:p>
-          <w:p>
-            <w:pPr>
-              <w:rPr>
-                <w:rFonts w:ascii="HY헤드라인M" w:eastAsia="HY헤드라인M"/>
-                <w:sz w:val="24"/>
-              </w:rPr>
-            </w:pPr>
-            <w:r>
-              <w:rPr>
-                <w:rFonts w:ascii="HY헤드라인M" w:eastAsia="HY헤드라인M" w:hint="eastAsia"/>
-                <w:sz w:val="24"/>
-              </w:rPr>
-              <w:t>-거미줄 상호작용 구현 + 거미줄 제거 시 거미 반응 구현</w:t>
-            </w:r>
-          </w:p>
-          <w:p>
-            <w:pPr>
-              <w:rPr>
-                <w:rFonts w:ascii="HY헤드라인M" w:eastAsia="HY헤드라인M" w:hint="eastAsia"/>
-                <w:sz w:val="24"/>
-              </w:rPr>
-            </w:pPr>
-          </w:p>
-          <w:p>
-            <w:pPr>
-              <w:rPr>
-                <w:rFonts w:ascii="HY헤드라인M" w:eastAsia="HY헤드라인M"/>
-                <w:sz w:val="24"/>
-              </w:rPr>
-            </w:pPr>
-          </w:p>
-          <w:p>
-            <w:pPr>
-              <w:rPr>
-                <w:rFonts w:ascii="HY헤드라인M" w:eastAsia="HY헤드라인M"/>
-                <w:sz w:val="24"/>
-              </w:rPr>
-            </w:pPr>
-            <w:r>
-              <w:rPr>
-                <w:rFonts w:ascii="HY헤드라인M" w:eastAsia="HY헤드라인M" w:hint="eastAsia"/>
-                <w:sz w:val="24"/>
-              </w:rPr>
-              <w:t>[통신 관련 구현]</w:t>
-            </w:r>
-          </w:p>
-          <w:p>
-            <w:pPr>
-              <w:rPr>
-                <w:rFonts w:ascii="HY헤드라인M" w:eastAsia="HY헤드라인M"/>
-                <w:sz w:val="24"/>
-              </w:rPr>
-            </w:pPr>
-            <w:r>
-              <w:rPr>
-                <w:rFonts w:ascii="HY헤드라인M" w:eastAsia="HY헤드라인M"/>
-                <w:sz w:val="24"/>
-              </w:rPr>
-              <w:t xml:space="preserve">-데이터베이스 연결 </w:t>
-            </w:r>
-          </w:p>
-          <w:p>
-            <w:pPr>
-              <w:rPr>
-                <w:rFonts w:ascii="HY헤드라인M" w:eastAsia="HY헤드라인M"/>
-                <w:sz w:val="24"/>
-              </w:rPr>
-            </w:pPr>
-            <w:r>
-              <w:rPr>
-                <w:rFonts w:ascii="HY헤드라인M" w:eastAsia="HY헤드라인M"/>
-                <w:sz w:val="24"/>
-              </w:rPr>
-              <w:t>-로그인/로그아웃 구현</w:t>
-            </w:r>
-          </w:p>
-          <w:p>
-            <w:pPr>
-              <w:rPr>
-                <w:rFonts w:ascii="HY헤드라인M" w:eastAsia="HY헤드라인M"/>
-                <w:sz w:val="24"/>
-              </w:rPr>
-            </w:pPr>
-            <w:r>
-              <w:rPr>
-                <w:rFonts w:ascii="HY헤드라인M" w:eastAsia="HY헤드라인M"/>
-                <w:sz w:val="24"/>
-              </w:rPr>
-              <w:t>-Room 입퇴장 구현</w:t>
-            </w:r>
-          </w:p>
-          <w:p>
-            <w:pPr>
-              <w:rPr>
-                <w:rFonts w:ascii="HY헤드라인M" w:eastAsia="HY헤드라인M"/>
-                <w:sz w:val="24"/>
-              </w:rPr>
-            </w:pPr>
-            <w:r>
-              <w:rPr>
-                <w:rFonts w:ascii="HY헤드라인M" w:eastAsia="HY헤드라인M" w:hint="eastAsia"/>
-                <w:sz w:val="24"/>
-              </w:rPr>
-              <w:t>-회원가입</w:t>
-            </w:r>
-          </w:p>
-          <w:p>
-            <w:pPr>
-              <w:rPr>
-                <w:rFonts w:ascii="HY헤드라인M" w:eastAsia="HY헤드라인M"/>
-                <w:sz w:val="24"/>
-              </w:rPr>
-            </w:pPr>
-          </w:p>
-          <w:p>
-            <w:pPr>
-              <w:rPr>
-                <w:rFonts w:ascii="HY헤드라인M" w:eastAsia="HY헤드라인M"/>
-                <w:sz w:val="24"/>
-              </w:rPr>
-            </w:pPr>
-            <w:r>
-              <w:rPr>
-                <w:rFonts w:ascii="HY헤드라인M" w:eastAsia="HY헤드라인M" w:hint="eastAsia"/>
-                <w:sz w:val="24"/>
-              </w:rPr>
-              <w:t>[기타]</w:t>
-            </w:r>
-          </w:p>
-          <w:p>
-            <w:pPr>
-              <w:rPr>
-                <w:rFonts w:ascii="HY헤드라인M" w:eastAsia="HY헤드라인M"/>
-                <w:sz w:val="24"/>
-              </w:rPr>
-            </w:pPr>
-            <w:r>
-              <w:rPr>
-                <w:rFonts w:ascii="HY헤드라인M" w:eastAsia="HY헤드라인M" w:hint="eastAsia"/>
-                <w:sz w:val="24"/>
-              </w:rPr>
-              <w:t>-서버 멀티쓰레드 적용</w:t>
-            </w:r>
-          </w:p>
-          <w:p>
-            <w:pPr>
-              <w:rPr>
-                <w:rFonts w:ascii="HY헤드라인M" w:eastAsia="HY헤드라인M"/>
-                <w:sz w:val="24"/>
-              </w:rPr>
-            </w:pPr>
-            <w:r>
-              <w:rPr>
-                <w:rFonts w:ascii="HY헤드라인M" w:eastAsia="HY헤드라인M"/>
-                <w:sz w:val="24"/>
-              </w:rPr>
-              <w:t>-최적화</w:t>
-            </w:r>
-            <w:r>
-              <w:rPr>
-                <w:rFonts w:ascii="HY헤드라인M" w:eastAsia="HY헤드라인M" w:hint="eastAsia"/>
-                <w:sz w:val="24"/>
-              </w:rPr>
-              <w:t xml:space="preserve"> 및</w:t>
-            </w:r>
-            <w:r>
-              <w:rPr>
-                <w:rFonts w:ascii="HY헤드라인M" w:eastAsia="HY헤드라인M"/>
-                <w:sz w:val="24"/>
-              </w:rPr>
-              <w:t xml:space="preserve"> 코드 정리</w:t>
-            </w:r>
-          </w:p>
-          <w:p>
-            <w:pPr>
-              <w:rPr>
-                <w:rFonts w:ascii="HY헤드라인M" w:eastAsia="HY헤드라인M"/>
-                <w:sz w:val="24"/>
-              </w:rPr>
-            </w:pPr>
-            <w:r>
-              <w:rPr>
-                <w:rFonts w:ascii="HY헤드라인M" w:eastAsia="HY헤드라인M"/>
-                <w:sz w:val="24"/>
-              </w:rPr>
-              <w:t xml:space="preserve">-더미 클라이언트 제작 </w:t>
+              <w:t>-퀘스트 시스템 구현</w:t>
             </w:r>
           </w:p>
           <w:p>
@@ -480,76 +258,30 @@
             </w:pPr>
             <w:r>
               <w:rPr>
+                <w:rFonts w:ascii="HY헤드라인M" w:eastAsia="HY헤드라인M" w:hint="eastAsia"/>
+                <w:strike/>
+                <w:sz w:val="24"/>
+              </w:rPr>
+              <w:t>-아이템 판매, 구매 구현</w:t>
+            </w:r>
+          </w:p>
+          <w:p>
+            <w:pPr>
+              <w:rPr>
                 <w:rFonts w:ascii="HY헤드라인M" w:eastAsia="HY헤드라인M"/>
                 <w:strike/>
                 <w:sz w:val="24"/>
               </w:rPr>
-              <w:t>-Base 타일맵 제작</w:t>
-            </w:r>
-          </w:p>
-          <w:p>
-            <w:pPr>
-              <w:rPr>
-                <w:rFonts w:ascii="HY헤드라인M" w:eastAsia="HY헤드라인M"/>
-                <w:sz w:val="24"/>
-              </w:rPr>
             </w:pPr>
             <w:r>
               <w:rPr>
                 <w:rFonts w:ascii="HY헤드라인M" w:eastAsia="HY헤드라인M" w:hint="eastAsia"/>
-                <w:sz w:val="24"/>
-              </w:rPr>
-              <w:t>-UDP 통신 구현(마이크)</w:t>
-            </w:r>
-            <w:r>
-              <w:rPr>
-                <w:rFonts w:ascii="HY헤드라인M" w:eastAsia="HY헤드라인M" w:hint="eastAsia"/>
-                <w:sz w:val="24"/>
-              </w:rPr>
-              <w:t xml:space="preserve"> or </w:t>
-            </w:r>
-            <w:r>
-              <w:rPr>
-                <w:rFonts w:ascii="HY헤드라인M" w:eastAsia="HY헤드라인M" w:hint="eastAsia"/>
-                <w:sz w:val="24"/>
-              </w:rPr>
-              <w:t>채팅</w:t>
-            </w:r>
-          </w:p>
-        </w:tc>
-      </w:tr>
-      <w:tr>
-        <w:trPr>
-          <w:trHeight w:val="4468"/>
-        </w:trPr>
-        <w:tc>
-          <w:tcPr>
-            <w:tcW w:w="1129" w:type="dxa"/>
-            <w:shd w:val="clear" w:color="auto" w:fill="D9D9D9" w:themeFill="background1" w:themeFillShade="D9"/>
-          </w:tcPr>
-          <w:p>
-            <w:pPr>
-              <w:jc w:val="center"/>
-              <w:rPr>
-                <w:rFonts w:ascii="HY헤드라인M" w:eastAsia="HY헤드라인M"/>
-                <w:sz w:val="20"/>
-                <w:szCs w:val="20"/>
-              </w:rPr>
-            </w:pPr>
-            <w:r>
-              <w:rPr>
-                <w:rFonts w:ascii="HY헤드라인M" w:eastAsia="HY헤드라인M" w:hint="eastAsia"/>
-                <w:sz w:val="20"/>
-                <w:szCs w:val="20"/>
-              </w:rPr>
-              <w:t>임채은</w:t>
-            </w:r>
-          </w:p>
-        </w:tc>
-        <w:tc>
-          <w:tcPr>
-            <w:tcW w:w="9214" w:type="dxa"/>
-          </w:tcPr>
+                <w:strike/>
+                <w:sz w:val="24"/>
+              </w:rPr>
+              <w:t>-Base 문 구현</w:t>
+            </w:r>
+          </w:p>
           <w:p>
             <w:pPr>
               <w:rPr>
@@ -564,38 +296,67 @@
                 <w:strike/>
                 <w:sz w:val="24"/>
               </w:rPr>
-              <w:t>[감정 추출 로직]</w:t>
-            </w:r>
-          </w:p>
-          <w:p>
-            <w:pPr>
-              <w:pStyle w:val="a6"/>
-              <w:numPr>
-                <w:ilvl w:val="0"/>
-                <w:numId w:val="1"/>
-              </w:numPr>
+              <w:t>-몬스터 계단 이동 구현</w:t>
+            </w:r>
+          </w:p>
+          <w:p>
+            <w:pPr>
+              <w:rPr>
+                <w:rFonts w:ascii="HY헤드라인M" w:eastAsia="HY헤드라인M"/>
+                <w:sz w:val="24"/>
+              </w:rPr>
+            </w:pPr>
+            <w:r>
+              <w:rPr>
+                <w:rFonts w:ascii="HY헤드라인M" w:eastAsia="HY헤드라인M"/>
+                <w:sz w:val="24"/>
+              </w:rPr>
+              <w:t>-절차적 맵 생성 규칙 및 난이도 제대로 적용</w:t>
+            </w:r>
+          </w:p>
+          <w:p>
+            <w:pPr>
+              <w:rPr>
+                <w:rFonts w:ascii="HY헤드라인M" w:eastAsia="HY헤드라인M"/>
+                <w:sz w:val="24"/>
+              </w:rPr>
+            </w:pPr>
+            <w:r>
+              <w:rPr>
+                <w:rFonts w:ascii="HY헤드라인M" w:eastAsia="HY헤드라인M"/>
+                <w:sz w:val="24"/>
+              </w:rPr>
+              <w:t xml:space="preserve">-절차적 맵 생성 시 </w:t>
+            </w:r>
+            <w:r>
               <w:rPr>
                 <w:rFonts w:ascii="HY헤드라인M" w:eastAsia="HY헤드라인M"/>
                 <w:strike/>
                 <w:sz w:val="24"/>
               </w:rPr>
-            </w:pPr>
+              <w:t>아이템, 몬스터, 판매기</w:t>
+            </w:r>
             <w:r>
               <w:rPr>
                 <w:rFonts w:ascii="HY헤드라인M" w:eastAsia="HY헤드라인M" w:hint="eastAsia"/>
-                <w:strike/>
-                <w:sz w:val="24"/>
-              </w:rPr>
-              <w:t>패킷 및 네트워크 로직 변경(감정이 바뀔 때 송신, 초별 감정 더해서 게임 끝나면 송신)</w:t>
-            </w:r>
-          </w:p>
-          <w:p>
-            <w:pPr>
+                <w:sz w:val="24"/>
+              </w:rPr>
+              <w:t>, 가구</w:t>
+            </w:r>
+            <w:r>
               <w:rPr>
                 <w:rFonts w:ascii="HY헤드라인M" w:eastAsia="HY헤드라인M"/>
                 <w:sz w:val="24"/>
               </w:rPr>
-            </w:pPr>
+              <w:t xml:space="preserve"> </w:t>
+            </w:r>
+            <w:r>
+              <w:rPr>
+                <w:rFonts w:ascii="HY헤드라인M" w:eastAsia="HY헤드라인M" w:hint="eastAsia"/>
+                <w:sz w:val="24"/>
+              </w:rPr>
+              <w:t>배치</w:t>
+            </w:r>
           </w:p>
           <w:p>
             <w:pPr>
@@ -609,696 +370,283 @@
                 <w:rFonts w:ascii="HY헤드라인M" w:eastAsia="HY헤드라인M" w:hint="eastAsia"/>
                 <w:sz w:val="24"/>
               </w:rPr>
-              <w:t>[서버와의 통신 및 클라 로직과 UI 구현]</w:t>
-            </w:r>
-          </w:p>
-          <w:p>
-            <w:pPr>
-              <w:pStyle w:val="a6"/>
-              <w:numPr>
-                <w:ilvl w:val="0"/>
-                <w:numId w:val="1"/>
-              </w:numPr>
+              <w:t>-거미줄 상호작용 구현 + 거미줄 제거 시 거미 반응 구현</w:t>
+            </w:r>
+          </w:p>
+          <w:p>
+            <w:pPr>
               <w:rPr>
                 <w:rFonts w:ascii="HY헤드라인M" w:eastAsia="HY헤드라인M"/>
                 <w:sz w:val="24"/>
               </w:rPr>
             </w:pPr>
+          </w:p>
+          <w:p>
+            <w:pPr>
+              <w:rPr>
+                <w:rFonts w:ascii="HY헤드라인M" w:eastAsia="HY헤드라인M"/>
+                <w:sz w:val="24"/>
+              </w:rPr>
+            </w:pPr>
+          </w:p>
+          <w:p>
+            <w:pPr>
+              <w:rPr>
+                <w:rFonts w:ascii="HY헤드라인M" w:eastAsia="HY헤드라인M"/>
+                <w:sz w:val="24"/>
+              </w:rPr>
+            </w:pPr>
             <w:r>
               <w:rPr>
                 <w:rFonts w:ascii="HY헤드라인M" w:eastAsia="HY헤드라인M" w:hint="eastAsia"/>
                 <w:sz w:val="24"/>
               </w:rPr>
-              <w:t>판매기 사용</w:t>
-            </w:r>
-          </w:p>
-          <w:p>
-            <w:pPr>
-              <w:pStyle w:val="a6"/>
-              <w:numPr>
-                <w:ilvl w:val="0"/>
-                <w:numId w:val="1"/>
-              </w:numPr>
+              <w:t>[통신 관련 구현]</w:t>
+            </w:r>
+          </w:p>
+          <w:p>
+            <w:pPr>
+              <w:rPr>
+                <w:rFonts w:ascii="HY헤드라인M" w:eastAsia="HY헤드라인M" w:hint="eastAsia"/>
+                <w:sz w:val="24"/>
+              </w:rPr>
+            </w:pPr>
+            <w:r>
               <w:rPr>
                 <w:rFonts w:ascii="HY헤드라인M" w:eastAsia="HY헤드라인M"/>
                 <w:sz w:val="24"/>
               </w:rPr>
-            </w:pPr>
-            <w:r>
+              <w:t>-데이터베이스 연결</w:t>
+            </w:r>
+            <w:r>
+              <w:rPr>
+                <w:rFonts w:ascii="HY헤드라인M" w:eastAsia="HY헤드라인M" w:hint="eastAsia"/>
+                <w:sz w:val="24"/>
+              </w:rPr>
+              <w:t>(테스트 필요)</w:t>
+            </w:r>
+          </w:p>
+          <w:p>
+            <w:pPr>
+              <w:rPr>
+                <w:rFonts w:ascii="HY헤드라인M" w:eastAsia="HY헤드라인M"/>
+                <w:sz w:val="24"/>
+              </w:rPr>
+            </w:pPr>
+            <w:r>
+              <w:rPr>
+                <w:rFonts w:ascii="HY헤드라인M" w:eastAsia="HY헤드라인M"/>
+                <w:sz w:val="24"/>
+              </w:rPr>
+              <w:t>-로그인/로그아웃 구현</w:t>
+            </w:r>
+          </w:p>
+          <w:p>
+            <w:pPr>
+              <w:rPr>
+                <w:rFonts w:ascii="HY헤드라인M" w:eastAsia="HY헤드라인M"/>
+                <w:sz w:val="24"/>
+              </w:rPr>
+            </w:pPr>
+            <w:r>
+              <w:rPr>
+                <w:rFonts w:ascii="HY헤드라인M" w:eastAsia="HY헤드라인M"/>
+                <w:sz w:val="24"/>
+              </w:rPr>
+              <w:t xml:space="preserve">-Room </w:t>
+            </w:r>
+            <w:proofErr w:type="spellStart"/>
+            <w:r>
+              <w:rPr>
+                <w:rFonts w:ascii="HY헤드라인M" w:eastAsia="HY헤드라인M"/>
+                <w:sz w:val="24"/>
+              </w:rPr>
+              <w:t>입퇴장</w:t>
+            </w:r>
+            <w:proofErr w:type="spellEnd"/>
+            <w:r>
+              <w:rPr>
+                <w:rFonts w:ascii="HY헤드라인M" w:eastAsia="HY헤드라인M"/>
+                <w:sz w:val="24"/>
+              </w:rPr>
+              <w:t xml:space="preserve"> 구현</w:t>
+            </w:r>
+          </w:p>
+          <w:p>
+            <w:pPr>
+              <w:rPr>
+                <w:rFonts w:ascii="HY헤드라인M" w:eastAsia="HY헤드라인M"/>
+                <w:sz w:val="24"/>
+              </w:rPr>
+            </w:pPr>
+            <w:r>
+              <w:rPr>
+                <w:rFonts w:ascii="HY헤드라인M" w:eastAsia="HY헤드라인M" w:hint="eastAsia"/>
+                <w:sz w:val="24"/>
+              </w:rPr>
+              <w:t>-회원가입</w:t>
+            </w:r>
+          </w:p>
+          <w:p>
+            <w:pPr>
+              <w:rPr>
+                <w:rFonts w:ascii="HY헤드라인M" w:eastAsia="HY헤드라인M"/>
+                <w:sz w:val="24"/>
+              </w:rPr>
+            </w:pPr>
+          </w:p>
+          <w:p>
+            <w:pPr>
+              <w:rPr>
+                <w:rFonts w:ascii="HY헤드라인M" w:eastAsia="HY헤드라인M"/>
+                <w:sz w:val="24"/>
+              </w:rPr>
+            </w:pPr>
+            <w:r>
+              <w:rPr>
+                <w:rFonts w:ascii="HY헤드라인M" w:eastAsia="HY헤드라인M" w:hint="eastAsia"/>
+                <w:sz w:val="24"/>
+              </w:rPr>
+              <w:t>[기타]</w:t>
+            </w:r>
+          </w:p>
+          <w:p>
+            <w:pPr>
+              <w:rPr>
+                <w:rFonts w:ascii="HY헤드라인M" w:eastAsia="HY헤드라인M"/>
+                <w:sz w:val="24"/>
+              </w:rPr>
+            </w:pPr>
+            <w:r>
+              <w:rPr>
+                <w:rFonts w:ascii="HY헤드라인M" w:eastAsia="HY헤드라인M" w:hint="eastAsia"/>
+                <w:sz w:val="24"/>
+              </w:rPr>
+              <w:t xml:space="preserve">-서버 </w:t>
+            </w:r>
+            <w:proofErr w:type="spellStart"/>
+            <w:r>
+              <w:rPr>
+                <w:rFonts w:ascii="HY헤드라인M" w:eastAsia="HY헤드라인M" w:hint="eastAsia"/>
+                <w:sz w:val="24"/>
+              </w:rPr>
+              <w:t>멀티쓰레드</w:t>
+            </w:r>
+            <w:proofErr w:type="spellEnd"/>
+            <w:r>
+              <w:rPr>
+                <w:rFonts w:ascii="HY헤드라인M" w:eastAsia="HY헤드라인M" w:hint="eastAsia"/>
+                <w:sz w:val="24"/>
+              </w:rPr>
+              <w:t xml:space="preserve"> 적용</w:t>
+            </w:r>
+          </w:p>
+          <w:p>
+            <w:pPr>
+              <w:rPr>
+                <w:rFonts w:ascii="HY헤드라인M" w:eastAsia="HY헤드라인M"/>
+                <w:sz w:val="24"/>
+              </w:rPr>
+            </w:pPr>
+            <w:r>
+              <w:rPr>
+                <w:rFonts w:ascii="HY헤드라인M" w:eastAsia="HY헤드라인M"/>
+                <w:sz w:val="24"/>
+              </w:rPr>
+              <w:t>-최적화</w:t>
+            </w:r>
+            <w:r>
+              <w:rPr>
+                <w:rFonts w:ascii="HY헤드라인M" w:eastAsia="HY헤드라인M" w:hint="eastAsia"/>
+                <w:sz w:val="24"/>
+              </w:rPr>
+              <w:t xml:space="preserve"> 및</w:t>
+            </w:r>
+            <w:r>
+              <w:rPr>
+                <w:rFonts w:ascii="HY헤드라인M" w:eastAsia="HY헤드라인M"/>
+                <w:sz w:val="24"/>
+              </w:rPr>
+              <w:t xml:space="preserve"> 코드 정리</w:t>
+            </w:r>
+          </w:p>
+          <w:p>
+            <w:pPr>
+              <w:rPr>
+                <w:rFonts w:ascii="HY헤드라인M" w:eastAsia="HY헤드라인M"/>
+                <w:sz w:val="24"/>
+              </w:rPr>
+            </w:pPr>
+            <w:r>
+              <w:rPr>
+                <w:rFonts w:ascii="HY헤드라인M" w:eastAsia="HY헤드라인M"/>
+                <w:sz w:val="24"/>
+              </w:rPr>
+              <w:t xml:space="preserve">-더미 클라이언트 제작 </w:t>
+            </w:r>
+          </w:p>
+          <w:p>
+            <w:pPr>
               <w:rPr>
                 <w:rFonts w:ascii="HY헤드라인M" w:eastAsia="HY헤드라인M"/>
                 <w:strike/>
                 <w:sz w:val="24"/>
               </w:rPr>
-              <w:t>H</w:t>
-            </w:r>
-            <w:r>
-              <w:rPr>
-                <w:rFonts w:ascii="HY헤드라인M" w:eastAsia="HY헤드라인M" w:hint="eastAsia"/>
-                <w:strike/>
-                <w:sz w:val="24"/>
-              </w:rPr>
-              <w:t>p</w:t>
-            </w:r>
-          </w:p>
-          <w:p>
-            <w:pPr>
-              <w:pStyle w:val="a6"/>
-              <w:numPr>
-                <w:ilvl w:val="0"/>
-                <w:numId w:val="1"/>
-              </w:numPr>
-              <w:rPr>
-                <w:rFonts w:ascii="HY헤드라인M" w:eastAsia="HY헤드라인M"/>
-                <w:sz w:val="24"/>
-              </w:rPr>
-            </w:pPr>
-            <w:r>
-              <w:rPr>
-                <w:rFonts w:ascii="HY헤드라인M" w:eastAsia="HY헤드라인M" w:hint="eastAsia"/>
-                <w:sz w:val="24"/>
-              </w:rPr>
-              <w:t>Base 문 열고 닫기</w:t>
-            </w:r>
-          </w:p>
-          <w:p>
-            <w:pPr>
-              <w:pStyle w:val="a6"/>
-              <w:numPr>
-                <w:ilvl w:val="0"/>
-                <w:numId w:val="1"/>
-              </w:numPr>
+            </w:pPr>
+            <w:r>
               <w:rPr>
                 <w:rFonts w:ascii="HY헤드라인M" w:eastAsia="HY헤드라인M"/>
                 <w:strike/>
                 <w:sz w:val="24"/>
               </w:rPr>
+              <w:t xml:space="preserve">-Base </w:t>
+            </w:r>
+            <w:proofErr w:type="spellStart"/>
+            <w:r>
+              <w:rPr>
+                <w:rFonts w:ascii="HY헤드라인M" w:eastAsia="HY헤드라인M"/>
+                <w:strike/>
+                <w:sz w:val="24"/>
+              </w:rPr>
+              <w:t>타일맵</w:t>
+            </w:r>
+            <w:proofErr w:type="spellEnd"/>
+            <w:r>
+              <w:rPr>
+                <w:rFonts w:ascii="HY헤드라인M" w:eastAsia="HY헤드라인M"/>
+                <w:strike/>
+                <w:sz w:val="24"/>
+              </w:rPr>
+              <w:t xml:space="preserve"> 제작</w:t>
+            </w:r>
+          </w:p>
+          <w:p>
+            <w:pPr>
+              <w:rPr>
+                <w:rFonts w:ascii="HY헤드라인M" w:eastAsia="HY헤드라인M"/>
+                <w:sz w:val="24"/>
+              </w:rPr>
             </w:pPr>
             <w:r>
               <w:rPr>
                 <w:rFonts w:ascii="HY헤드라인M" w:eastAsia="HY헤드라인M" w:hint="eastAsia"/>
-                <w:strike/>
-                <w:sz w:val="24"/>
-              </w:rPr>
-              <w:t>EmotionGame 몬스터</w:t>
-            </w:r>
-          </w:p>
-          <w:p>
-            <w:pPr>
-              <w:pStyle w:val="a6"/>
-              <w:numPr>
-                <w:ilvl w:val="0"/>
-                <w:numId w:val="1"/>
-              </w:numPr>
-              <w:rPr>
-                <w:rFonts w:ascii="HY헤드라인M" w:eastAsia="HY헤드라인M"/>
-                <w:sz w:val="24"/>
-              </w:rPr>
-            </w:pPr>
+                <w:sz w:val="24"/>
+              </w:rPr>
+              <w:t>-UDP 통신 구현(마이크)</w:t>
+            </w:r>
             <w:r>
               <w:rPr>
                 <w:rFonts w:ascii="HY헤드라인M" w:eastAsia="HY헤드라인M" w:hint="eastAsia"/>
                 <w:sz w:val="24"/>
               </w:rPr>
-              <w:t>Ghost 몬스터</w:t>
-            </w:r>
-          </w:p>
-          <w:p>
-            <w:pPr>
-              <w:pStyle w:val="a6"/>
-              <w:numPr>
-                <w:ilvl w:val="0"/>
-                <w:numId w:val="1"/>
-              </w:numPr>
-              <w:rPr>
-                <w:rFonts w:ascii="HY헤드라인M" w:eastAsia="HY헤드라인M"/>
-                <w:sz w:val="24"/>
-              </w:rPr>
-            </w:pPr>
-            <w:r>
-              <w:rPr>
-                <w:rFonts w:ascii="HY헤드라인M" w:eastAsia="HY헤드라인M"/>
-                <w:sz w:val="24"/>
-              </w:rPr>
-              <w:t>TrashCollector 몬스터</w:t>
-            </w:r>
-          </w:p>
-          <w:p>
-            <w:pPr>
-              <w:pStyle w:val="a6"/>
-              <w:numPr>
-                <w:ilvl w:val="0"/>
-                <w:numId w:val="1"/>
-              </w:numPr>
-              <w:rPr>
-                <w:rFonts w:ascii="HY헤드라인M" w:eastAsia="HY헤드라인M"/>
-                <w:sz w:val="24"/>
-              </w:rPr>
-            </w:pPr>
-            <w:r>
-              <w:rPr>
-                <w:rFonts w:ascii="HY헤드라인M" w:eastAsia="HY헤드라인M"/>
-                <w:sz w:val="24"/>
-              </w:rPr>
-              <w:t>PollutionMonitor 몬스터</w:t>
-            </w:r>
-          </w:p>
-          <w:p>
-            <w:pPr>
-              <w:rPr>
-                <w:rFonts w:ascii="HY헤드라인M" w:eastAsia="HY헤드라인M"/>
-                <w:sz w:val="24"/>
-              </w:rPr>
-            </w:pPr>
-          </w:p>
-          <w:p>
-            <w:pPr>
-              <w:rPr>
-                <w:rFonts w:ascii="HY헤드라인M" w:eastAsia="HY헤드라인M"/>
-                <w:sz w:val="24"/>
-              </w:rPr>
-            </w:pPr>
+              <w:t xml:space="preserve"> or </w:t>
+            </w:r>
             <w:r>
               <w:rPr>
                 <w:rFonts w:ascii="HY헤드라인M" w:eastAsia="HY헤드라인M" w:hint="eastAsia"/>
                 <w:sz w:val="24"/>
               </w:rPr>
-              <w:t>[Scene, UI]</w:t>
-            </w:r>
-          </w:p>
-          <w:p>
-            <w:pPr>
-              <w:pStyle w:val="a6"/>
-              <w:numPr>
-                <w:ilvl w:val="0"/>
-                <w:numId w:val="1"/>
-              </w:numPr>
-              <w:rPr>
-                <w:rFonts w:ascii="HY헤드라인M" w:eastAsia="HY헤드라인M"/>
-                <w:sz w:val="24"/>
-              </w:rPr>
-            </w:pPr>
-            <w:r>
-              <w:rPr>
-                <w:rFonts w:ascii="HY헤드라인M" w:eastAsia="HY헤드라인M" w:hint="eastAsia"/>
-                <w:sz w:val="24"/>
-              </w:rPr>
-              <w:t>설정창, 메인창, 결과창</w:t>
-            </w:r>
-          </w:p>
-          <w:p>
-            <w:pPr>
-              <w:pStyle w:val="a6"/>
-              <w:numPr>
-                <w:ilvl w:val="0"/>
-                <w:numId w:val="1"/>
-              </w:numPr>
-              <w:rPr>
-                <w:rFonts w:ascii="HY헤드라인M" w:eastAsia="HY헤드라인M"/>
-                <w:sz w:val="24"/>
-              </w:rPr>
-            </w:pPr>
-            <w:r>
-              <w:rPr>
-                <w:rFonts w:ascii="HY헤드라인M" w:eastAsia="HY헤드라인M" w:hint="eastAsia"/>
-                <w:sz w:val="24"/>
-              </w:rPr>
-              <w:t>플레이어의 현재 감정 이모지</w:t>
-            </w:r>
-          </w:p>
-          <w:p>
-            <w:pPr>
-              <w:pStyle w:val="a6"/>
-              <w:numPr>
-                <w:ilvl w:val="0"/>
-                <w:numId w:val="1"/>
-              </w:numPr>
-              <w:rPr>
-                <w:rFonts w:ascii="HY헤드라인M" w:eastAsia="HY헤드라인M"/>
-                <w:sz w:val="24"/>
-              </w:rPr>
-            </w:pPr>
-            <w:r>
-              <w:rPr>
-                <w:rFonts w:ascii="HY헤드라인M" w:eastAsia="HY헤드라인M" w:hint="eastAsia"/>
-                <w:sz w:val="24"/>
-              </w:rPr>
-              <w:t>무게</w:t>
-            </w:r>
-          </w:p>
-          <w:p>
-            <w:pPr>
-              <w:pStyle w:val="a6"/>
-              <w:numPr>
-                <w:ilvl w:val="0"/>
-                <w:numId w:val="1"/>
-              </w:numPr>
-              <w:rPr>
-                <w:rFonts w:ascii="HY헤드라인M" w:eastAsia="HY헤드라인M"/>
-                <w:sz w:val="24"/>
-              </w:rPr>
-            </w:pPr>
-            <w:r>
-              <w:rPr>
-                <w:rFonts w:ascii="HY헤드라인M" w:eastAsia="HY헤드라인M" w:hint="eastAsia"/>
-                <w:sz w:val="24"/>
-              </w:rPr>
-              <w:t>스캔 시 cost 데이터 연결, UI 겹치지 않게 불투명, 크기 일정하게</w:t>
-            </w:r>
-          </w:p>
-          <w:p>
-            <w:pPr>
-              <w:pStyle w:val="a6"/>
-              <w:numPr>
-                <w:ilvl w:val="0"/>
-                <w:numId w:val="1"/>
-              </w:numPr>
-              <w:rPr>
-                <w:rFonts w:ascii="HY헤드라인M" w:eastAsia="HY헤드라인M"/>
-                <w:sz w:val="24"/>
-              </w:rPr>
-            </w:pPr>
-            <w:r>
-              <w:rPr>
-                <w:rFonts w:ascii="HY헤드라인M" w:eastAsia="HY헤드라인M" w:hint="eastAsia"/>
-                <w:sz w:val="24"/>
-              </w:rPr>
-              <w:t>스테이지 변경 연출</w:t>
-            </w:r>
-          </w:p>
-          <w:p>
-            <w:pPr>
-              <w:rPr>
-                <w:rFonts w:ascii="HY헤드라인M" w:eastAsia="HY헤드라인M"/>
-                <w:sz w:val="24"/>
-              </w:rPr>
-            </w:pPr>
-          </w:p>
-          <w:p>
-            <w:pPr>
-              <w:rPr>
-                <w:rFonts w:ascii="HY헤드라인M" w:eastAsia="HY헤드라인M"/>
-                <w:sz w:val="24"/>
-              </w:rPr>
-            </w:pPr>
-            <w:r>
-              <w:rPr>
-                <w:rFonts w:ascii="HY헤드라인M" w:eastAsia="HY헤드라인M" w:hint="eastAsia"/>
-                <w:sz w:val="24"/>
-              </w:rPr>
-              <w:t>[수정]</w:t>
-            </w:r>
-          </w:p>
-          <w:p>
-            <w:pPr>
-              <w:pStyle w:val="a6"/>
-              <w:numPr>
-                <w:ilvl w:val="0"/>
-                <w:numId w:val="1"/>
-              </w:numPr>
-              <w:rPr>
-                <w:rFonts w:ascii="HY헤드라인M" w:eastAsia="HY헤드라인M"/>
-                <w:sz w:val="24"/>
-              </w:rPr>
-            </w:pPr>
-            <w:r>
-              <w:rPr>
-                <w:rFonts w:ascii="HY헤드라인M" w:eastAsia="HY헤드라인M" w:hint="eastAsia"/>
-                <w:sz w:val="24"/>
-              </w:rPr>
-              <w:t>전투 답답함 해소</w:t>
-            </w:r>
-          </w:p>
-          <w:p>
-            <w:pPr>
-              <w:pStyle w:val="a6"/>
-              <w:numPr>
-                <w:ilvl w:val="0"/>
-                <w:numId w:val="1"/>
-              </w:numPr>
-              <w:rPr>
-                <w:rFonts w:ascii="HY헤드라인M" w:eastAsia="HY헤드라인M"/>
-                <w:sz w:val="24"/>
-              </w:rPr>
-            </w:pPr>
-            <w:r>
-              <w:rPr>
-                <w:rFonts w:ascii="HY헤드라인M" w:eastAsia="HY헤드라인M" w:hint="eastAsia"/>
-                <w:sz w:val="24"/>
-              </w:rPr>
-              <w:t>총 쏠 때 허리 각도 변경</w:t>
-            </w:r>
-          </w:p>
-          <w:p>
-            <w:pPr>
-              <w:rPr>
-                <w:rFonts w:ascii="HY헤드라인M" w:eastAsia="HY헤드라인M"/>
-                <w:sz w:val="24"/>
-              </w:rPr>
-            </w:pPr>
-          </w:p>
-          <w:p>
-            <w:pPr>
-              <w:rPr>
-                <w:rFonts w:ascii="HY헤드라인M" w:eastAsia="HY헤드라인M"/>
-                <w:sz w:val="24"/>
-              </w:rPr>
-            </w:pPr>
-            <w:r>
-              <w:rPr>
-                <w:rFonts w:ascii="HY헤드라인M" w:eastAsia="HY헤드라인M" w:hint="eastAsia"/>
-                <w:sz w:val="24"/>
-              </w:rPr>
-              <w:t>-마이크 구현</w:t>
-            </w:r>
-          </w:p>
-        </w:tc>
-      </w:tr>
-      <w:tr>
-        <w:trPr>
-          <w:trHeight w:val="4468"/>
-        </w:trPr>
-        <w:tc>
-          <w:tcPr>
-            <w:tcW w:w="1129" w:type="dxa"/>
-            <w:shd w:val="clear" w:color="auto" w:fill="D9D9D9" w:themeFill="background1" w:themeFillShade="D9"/>
-          </w:tcPr>
-          <w:p>
-            <w:pPr>
-              <w:jc w:val="center"/>
-              <w:rPr>
-                <w:rFonts w:ascii="HY헤드라인M" w:eastAsia="HY헤드라인M"/>
-                <w:sz w:val="20"/>
-                <w:szCs w:val="20"/>
-              </w:rPr>
-            </w:pPr>
-            <w:r>
-              <w:rPr>
-                <w:rFonts w:ascii="HY헤드라인M" w:eastAsia="HY헤드라인M" w:hint="eastAsia"/>
-                <w:sz w:val="20"/>
-                <w:szCs w:val="20"/>
-              </w:rPr>
-              <w:lastRenderedPageBreak/>
-              <w:t>윤이하나</w:t>
-            </w:r>
-          </w:p>
-        </w:tc>
-        <w:tc>
-          <w:tcPr>
-            <w:tcW w:w="9214" w:type="dxa"/>
-          </w:tcPr>
-          <w:p>
-            <w:pPr>
-              <w:rPr>
-                <w:rFonts w:ascii="HY헤드라인M" w:eastAsia="HY헤드라인M"/>
-                <w:sz w:val="24"/>
-              </w:rPr>
-            </w:pPr>
-            <w:r>
-              <w:rPr>
-                <w:rFonts w:ascii="HY헤드라인M" w:eastAsia="HY헤드라인M" w:hint="eastAsia"/>
-                <w:sz w:val="24"/>
-              </w:rPr>
-              <w:t>[퀘스트 시스템]</w:t>
-            </w:r>
-          </w:p>
-          <w:p>
-            <w:pPr>
-              <w:rPr>
-                <w:rFonts w:ascii="HY헤드라인M" w:eastAsia="HY헤드라인M"/>
-                <w:sz w:val="24"/>
-              </w:rPr>
-            </w:pPr>
-            <w:r>
-              <w:rPr>
-                <w:rFonts w:ascii="HY헤드라인M" w:eastAsia="HY헤드라인M" w:hint="eastAsia"/>
-                <w:sz w:val="24"/>
-              </w:rPr>
-              <w:t>- 기능, UI, 퀘스트 내용(100개)</w:t>
-            </w:r>
-          </w:p>
-          <w:p>
-            <w:pPr>
-              <w:rPr>
-                <w:rFonts w:ascii="HY헤드라인M" w:eastAsia="HY헤드라인M"/>
-                <w:sz w:val="24"/>
-              </w:rPr>
-            </w:pPr>
-          </w:p>
-          <w:p>
-            <w:pPr>
-              <w:rPr>
-                <w:rFonts w:ascii="HY헤드라인M" w:eastAsia="HY헤드라인M"/>
-                <w:sz w:val="24"/>
-              </w:rPr>
-            </w:pPr>
-            <w:r>
-              <w:rPr>
-                <w:rFonts w:ascii="HY헤드라인M" w:eastAsia="HY헤드라인M" w:hint="eastAsia"/>
-                <w:sz w:val="24"/>
-              </w:rPr>
-              <w:t>[상점 시스템]</w:t>
-            </w:r>
-          </w:p>
-          <w:p>
-            <w:pPr>
-              <w:rPr>
-                <w:rFonts w:ascii="HY헤드라인M" w:eastAsia="HY헤드라인M"/>
-                <w:sz w:val="24"/>
-              </w:rPr>
-            </w:pPr>
-            <w:r>
-              <w:rPr>
-                <w:rFonts w:ascii="HY헤드라인M" w:eastAsia="HY헤드라인M" w:hint="eastAsia"/>
-                <w:sz w:val="24"/>
-              </w:rPr>
-              <w:t>- 기능, UI, 상점 판매 목록</w:t>
-            </w:r>
-          </w:p>
-          <w:p>
-            <w:pPr>
-              <w:rPr>
-                <w:rFonts w:ascii="HY헤드라인M" w:eastAsia="HY헤드라인M"/>
-                <w:sz w:val="24"/>
-              </w:rPr>
-            </w:pPr>
-          </w:p>
-          <w:p>
-            <w:pPr>
-              <w:rPr>
-                <w:rFonts w:ascii="HY헤드라인M" w:eastAsia="HY헤드라인M"/>
-                <w:sz w:val="24"/>
-              </w:rPr>
-            </w:pPr>
-            <w:r>
-              <w:rPr>
-                <w:rFonts w:ascii="HY헤드라인M" w:eastAsia="HY헤드라인M" w:hint="eastAsia"/>
-                <w:sz w:val="24"/>
-              </w:rPr>
-              <w:t>[json 작성]</w:t>
-            </w:r>
-          </w:p>
-          <w:p>
-            <w:pPr>
-              <w:rPr>
-                <w:rFonts w:ascii="HY헤드라인M" w:eastAsia="HY헤드라인M"/>
-                <w:sz w:val="24"/>
-              </w:rPr>
-            </w:pPr>
-            <w:r>
-              <w:rPr>
-                <w:rFonts w:ascii="HY헤드라인M" w:eastAsia="HY헤드라인M" w:hint="eastAsia"/>
-                <w:sz w:val="24"/>
-              </w:rPr>
-              <w:t>- 몬스터 5종 json 작성</w:t>
-            </w:r>
-          </w:p>
-          <w:p>
-            <w:pPr>
-              <w:rPr>
-                <w:rFonts w:ascii="HY헤드라인M" w:eastAsia="HY헤드라인M"/>
-                <w:sz w:val="24"/>
-              </w:rPr>
-            </w:pPr>
-            <w:r>
-              <w:rPr>
-                <w:rFonts w:ascii="HY헤드라인M" w:eastAsia="HY헤드라인M" w:hint="eastAsia"/>
-                <w:sz w:val="24"/>
-              </w:rPr>
-              <w:t>- 플레이어 json 작성</w:t>
-            </w:r>
-          </w:p>
-          <w:p>
-            <w:pPr>
-              <w:rPr>
-                <w:rFonts w:ascii="HY헤드라인M" w:eastAsia="HY헤드라인M"/>
-                <w:sz w:val="24"/>
-              </w:rPr>
-            </w:pPr>
-            <w:r>
-              <w:rPr>
-                <w:rFonts w:ascii="HY헤드라인M" w:eastAsia="HY헤드라인M" w:hint="eastAsia"/>
-                <w:sz w:val="24"/>
-              </w:rPr>
-              <w:t>- CubeInfos.json에 가구 관련 내용 추가</w:t>
-            </w:r>
-          </w:p>
-          <w:p>
-            <w:pPr>
-              <w:rPr>
-                <w:rFonts w:ascii="HY헤드라인M" w:eastAsia="HY헤드라인M"/>
-                <w:sz w:val="24"/>
-              </w:rPr>
-            </w:pPr>
-          </w:p>
-          <w:p>
-            <w:pPr>
-              <w:rPr>
-                <w:rFonts w:ascii="HY헤드라인M" w:eastAsia="HY헤드라인M"/>
-                <w:sz w:val="24"/>
-              </w:rPr>
-            </w:pPr>
-            <w:r>
-              <w:rPr>
-                <w:rFonts w:ascii="HY헤드라인M" w:eastAsia="HY헤드라인M" w:hint="eastAsia"/>
-                <w:sz w:val="24"/>
-              </w:rPr>
-              <w:t>[3D 모델]</w:t>
-            </w:r>
-          </w:p>
-          <w:p>
-            <w:pPr>
-              <w:rPr>
-                <w:rFonts w:ascii="HY헤드라인M" w:eastAsia="HY헤드라인M"/>
-                <w:sz w:val="24"/>
-              </w:rPr>
-            </w:pPr>
-            <w:r>
-              <w:rPr>
-                <w:rFonts w:ascii="HY헤드라인M" w:eastAsia="HY헤드라인M" w:hint="eastAsia"/>
-                <w:sz w:val="24"/>
-              </w:rPr>
-              <w:t>- 스크랩 (금괴, 고무오리, 플라스틱 적재함, 큰 나사, 해적 모자, 안전모, 엔진, 고철 조각, 빈 통조림) 에셋 추가하기</w:t>
-            </w:r>
-          </w:p>
-          <w:p>
-            <w:pPr>
-              <w:rPr>
-                <w:rFonts w:ascii="HY헤드라인M" w:eastAsia="HY헤드라인M"/>
-                <w:sz w:val="24"/>
-              </w:rPr>
-            </w:pPr>
-            <w:r>
-              <w:rPr>
-                <w:rFonts w:ascii="HY헤드라인M" w:eastAsia="HY헤드라인M" w:hint="eastAsia"/>
-                <w:sz w:val="24"/>
-              </w:rPr>
-              <w:t>- 가구 선반, 서버 랙, 조명 에셋 추가하기, 조명 배치하기, 판매기 텍스쳐 만들기</w:t>
-            </w:r>
-          </w:p>
-          <w:p>
-            <w:pPr>
-              <w:rPr>
-                <w:rFonts w:ascii="HY헤드라인M" w:eastAsia="HY헤드라인M"/>
-                <w:sz w:val="24"/>
-              </w:rPr>
-            </w:pPr>
-            <w:r>
-              <w:rPr>
-                <w:rFonts w:ascii="HY헤드라인M" w:eastAsia="HY헤드라인M" w:hint="eastAsia"/>
-                <w:sz w:val="24"/>
-              </w:rPr>
-              <w:t>- 수정: EmotionGame 모니터 높이 낮추기, 큐브 z-fighting 수정</w:t>
-            </w:r>
-          </w:p>
-          <w:p>
-            <w:pPr>
-              <w:rPr>
-                <w:rFonts w:ascii="HY헤드라인M" w:eastAsia="HY헤드라인M"/>
-                <w:sz w:val="24"/>
-              </w:rPr>
-            </w:pPr>
-          </w:p>
-          <w:p>
-            <w:pPr>
-              <w:rPr>
-                <w:rFonts w:ascii="HY헤드라인M" w:eastAsia="HY헤드라인M"/>
-                <w:sz w:val="24"/>
-              </w:rPr>
-            </w:pPr>
-            <w:r>
-              <w:rPr>
-                <w:rFonts w:ascii="HY헤드라인M" w:eastAsia="HY헤드라인M" w:hint="eastAsia"/>
-                <w:sz w:val="24"/>
-              </w:rPr>
-              <w:t>[UI]</w:t>
-            </w:r>
-          </w:p>
-          <w:p>
-            <w:pPr>
-              <w:rPr>
-                <w:rFonts w:ascii="HY헤드라인M" w:eastAsia="HY헤드라인M"/>
-                <w:sz w:val="24"/>
-              </w:rPr>
-            </w:pPr>
-            <w:r>
-              <w:rPr>
-                <w:rFonts w:ascii="HY헤드라인M" w:eastAsia="HY헤드라인M" w:hint="eastAsia"/>
-                <w:sz w:val="24"/>
-              </w:rPr>
-              <w:t>- 퀘스트, 상점, 설정창, 메인창, 결과창</w:t>
-            </w:r>
-          </w:p>
-          <w:p>
-            <w:pPr>
-              <w:rPr>
-                <w:rFonts w:ascii="HY헤드라인M" w:eastAsia="HY헤드라인M"/>
-                <w:sz w:val="24"/>
-              </w:rPr>
-            </w:pPr>
-          </w:p>
-          <w:p>
-            <w:pPr>
-              <w:rPr>
-                <w:rFonts w:ascii="HY헤드라인M" w:eastAsia="HY헤드라인M"/>
-                <w:sz w:val="24"/>
-              </w:rPr>
-            </w:pPr>
-            <w:r>
-              <w:rPr>
-                <w:rFonts w:ascii="HY헤드라인M" w:eastAsia="HY헤드라인M" w:hint="eastAsia"/>
-                <w:sz w:val="24"/>
-              </w:rPr>
-              <w:t>[사운드]</w:t>
-            </w:r>
-          </w:p>
-          <w:p>
-            <w:pPr>
-              <w:rPr>
-                <w:rFonts w:ascii="HY헤드라인M" w:eastAsia="HY헤드라인M"/>
-                <w:sz w:val="24"/>
-              </w:rPr>
-            </w:pPr>
-            <w:r>
-              <w:rPr>
-                <w:rFonts w:ascii="HY헤드라인M" w:eastAsia="HY헤드라인M" w:hint="eastAsia"/>
-                <w:sz w:val="24"/>
-              </w:rPr>
-              <w:t xml:space="preserve">- 배경음악, 효과음(피격, 타격, 걷기, 뛰기, 점프, 레버 작동, 컴퓨터 상호작용 + </w:t>
-            </w:r>
-            <w:r>
-              <w:rPr>
-                <w:rFonts w:ascii="HY헤드라인M" w:eastAsia="HY헤드라인M"/>
-                <w:sz w:val="24"/>
-              </w:rPr>
-              <w:t>…</w:t>
-            </w:r>
-            <w:r>
-              <w:rPr>
-                <w:rFonts w:ascii="HY헤드라인M" w:eastAsia="HY헤드라인M" w:hint="eastAsia"/>
-                <w:sz w:val="24"/>
-              </w:rPr>
-              <w:t>)</w:t>
+              <w:t>채팅</w:t>
             </w:r>
           </w:p>
         </w:tc>
@@ -1466,8 +814,19 @@
           <w:sz w:val="18"/>
           <w:szCs w:val="18"/>
         </w:rPr>
-        <w:t>■: 임채은</w:t>
+        <w:t xml:space="preserve">■: </w:t>
       </w:r>
+      <w:proofErr w:type="spellStart"/>
+      <w:r>
+        <w:rPr>
+          <w:rFonts w:ascii="HY헤드라인M" w:eastAsia="HY헤드라인M" w:hint="eastAsia"/>
+          <w:color w:val="C2C9CF"/>
+          <w:sz w:val="18"/>
+          <w:szCs w:val="18"/>
+        </w:rPr>
+        <w:t>임채은</w:t>
+      </w:r>
+      <w:proofErr w:type="spellEnd"/>
       <w:r>
         <w:rPr>
           <w:rFonts w:ascii="HY헤드라인M" w:eastAsia="HY헤드라인M" w:hint="eastAsia"/>
@@ -1484,8 +843,19 @@
           <w:sz w:val="18"/>
           <w:szCs w:val="18"/>
         </w:rPr>
-        <w:t>■: 윤이하나</w:t>
+        <w:t xml:space="preserve">■: </w:t>
       </w:r>
+      <w:proofErr w:type="spellStart"/>
+      <w:r>
+        <w:rPr>
+          <w:rFonts w:ascii="HY헤드라인M" w:eastAsia="HY헤드라인M" w:hint="eastAsia"/>
+          <w:color w:val="F6C6AD"/>
+          <w:sz w:val="18"/>
+          <w:szCs w:val="18"/>
+        </w:rPr>
+        <w:t>윤이하나</w:t>
+      </w:r>
+      <w:proofErr w:type="spellEnd"/>
     </w:p>
     <w:tbl>
       <w:tblPr>
@@ -2192,7 +1562,6 @@
                 <w:sz w:val="18"/>
                 <w:szCs w:val="18"/>
               </w:rPr>
-              <w:lastRenderedPageBreak/>
               <w:t>-Pollution Monitor 구현</w:t>
             </w:r>
           </w:p>
@@ -2240,16 +1609,25 @@
                 <w:sz w:val="18"/>
                 <w:szCs w:val="18"/>
               </w:rPr>
-              <w:t xml:space="preserve">-TrashCollector </w:t>
-            </w:r>
-            <w:r>
-              <w:rPr>
-                <w:rFonts w:eastAsiaTheme="minorHAnsi"/>
-                <w:sz w:val="18"/>
-                <w:szCs w:val="18"/>
-              </w:rPr>
-              <w:lastRenderedPageBreak/>
-              <w:t>구현</w:t>
+              <w:t>-</w:t>
+            </w:r>
+            <w:proofErr w:type="spellStart"/>
+            <w:r>
+              <w:rPr>
+                <w:rFonts w:eastAsiaTheme="minorHAnsi"/>
+                <w:sz w:val="18"/>
+                <w:szCs w:val="18"/>
+              </w:rPr>
+              <w:t>TrashCollector</w:t>
+            </w:r>
+            <w:proofErr w:type="spellEnd"/>
+            <w:r>
+              <w:rPr>
+                <w:rFonts w:eastAsiaTheme="minorHAnsi"/>
+                <w:sz w:val="18"/>
+                <w:szCs w:val="18"/>
+              </w:rPr>
+              <w:t xml:space="preserve"> 구현</w:t>
             </w:r>
           </w:p>
           <w:p>
@@ -2885,6 +2263,7 @@
                 <w:sz w:val="18"/>
                 <w:szCs w:val="18"/>
               </w:rPr>
+              <w:lastRenderedPageBreak/>
               <w:t>8</w:t>
             </w:r>
           </w:p>
@@ -3581,7 +2960,25 @@
                 <w:sz w:val="16"/>
                 <w:szCs w:val="16"/>
               </w:rPr>
-              <w:t>- EmotionGame, Hatch 네트워크 로직 작성</w:t>
+              <w:t xml:space="preserve">- </w:t>
+            </w:r>
+            <w:proofErr w:type="spellStart"/>
+            <w:r>
+              <w:rPr>
+                <w:rFonts w:asciiTheme="majorHAnsi" w:eastAsiaTheme="majorHAnsi" w:hAnsiTheme="majorHAnsi"/>
+                <w:sz w:val="16"/>
+                <w:szCs w:val="16"/>
+              </w:rPr>
+              <w:t>EmotionGame</w:t>
+            </w:r>
+            <w:proofErr w:type="spellEnd"/>
+            <w:r>
+              <w:rPr>
+                <w:rFonts w:asciiTheme="majorHAnsi" w:eastAsiaTheme="majorHAnsi" w:hAnsiTheme="majorHAnsi"/>
+                <w:sz w:val="16"/>
+                <w:szCs w:val="16"/>
+              </w:rPr>
+              <w:t>, Hatch 네트워크 로직 작성</w:t>
             </w:r>
           </w:p>
           <w:p>
@@ -3632,7 +3029,25 @@
                 <w:sz w:val="16"/>
                 <w:szCs w:val="16"/>
               </w:rPr>
-              <w:t xml:space="preserve">- EmotionGame </w:t>
+              <w:t xml:space="preserve">- </w:t>
+            </w:r>
+            <w:proofErr w:type="spellStart"/>
+            <w:r>
+              <w:rPr>
+                <w:rFonts w:asciiTheme="majorHAnsi" w:eastAsiaTheme="majorHAnsi" w:hAnsiTheme="majorHAnsi"/>
+                <w:sz w:val="16"/>
+                <w:szCs w:val="16"/>
+              </w:rPr>
+              <w:t>EmotionGame</w:t>
+            </w:r>
+            <w:proofErr w:type="spellEnd"/>
+            <w:r>
+              <w:rPr>
+                <w:rFonts w:asciiTheme="majorHAnsi" w:eastAsiaTheme="majorHAnsi" w:hAnsiTheme="majorHAnsi"/>
+                <w:sz w:val="16"/>
+                <w:szCs w:val="16"/>
+              </w:rPr>
+              <w:t xml:space="preserve"> </w:t>
             </w:r>
           </w:p>
         </w:tc>
@@ -3655,7 +3070,25 @@
                 <w:sz w:val="16"/>
                 <w:szCs w:val="16"/>
               </w:rPr>
-              <w:t>- 감정 추출 및 전송 로직 변경, 추출된 감정 UI에 이모지 그리기</w:t>
+              <w:t xml:space="preserve">- 감정 추출 및 전송 로직 변경, 추출된 감정 UI에 </w:t>
+            </w:r>
+            <w:proofErr w:type="spellStart"/>
+            <w:r>
+              <w:rPr>
+                <w:rFonts w:asciiTheme="majorHAnsi" w:eastAsiaTheme="majorHAnsi" w:hAnsiTheme="majorHAnsi"/>
+                <w:sz w:val="16"/>
+                <w:szCs w:val="16"/>
+              </w:rPr>
+              <w:t>이모지</w:t>
+            </w:r>
+            <w:proofErr w:type="spellEnd"/>
+            <w:r>
+              <w:rPr>
+                <w:rFonts w:asciiTheme="majorHAnsi" w:eastAsiaTheme="majorHAnsi" w:hAnsiTheme="majorHAnsi"/>
+                <w:sz w:val="16"/>
+                <w:szCs w:val="16"/>
+              </w:rPr>
+              <w:t xml:space="preserve"> 그리기</w:t>
             </w:r>
           </w:p>
           <w:p>
@@ -3695,7 +3128,25 @@
                 <w:sz w:val="16"/>
                 <w:szCs w:val="16"/>
               </w:rPr>
-              <w:t>- EmotionGame 로직 구현(카운트다운, 게임 결과Display 그리기)</w:t>
+              <w:t xml:space="preserve">- </w:t>
+            </w:r>
+            <w:proofErr w:type="spellStart"/>
+            <w:r>
+              <w:rPr>
+                <w:rFonts w:asciiTheme="majorHAnsi" w:eastAsiaTheme="majorHAnsi" w:hAnsiTheme="majorHAnsi"/>
+                <w:sz w:val="16"/>
+                <w:szCs w:val="16"/>
+              </w:rPr>
+              <w:t>EmotionGame</w:t>
+            </w:r>
+            <w:proofErr w:type="spellEnd"/>
+            <w:r>
+              <w:rPr>
+                <w:rFonts w:asciiTheme="majorHAnsi" w:eastAsiaTheme="majorHAnsi" w:hAnsiTheme="majorHAnsi"/>
+                <w:sz w:val="16"/>
+                <w:szCs w:val="16"/>
+              </w:rPr>
+              <w:t xml:space="preserve"> 로직 구현(카운트다운, 게임 결과Display 그리기)</w:t>
             </w:r>
           </w:p>
         </w:tc>
@@ -3893,7 +3344,25 @@
                 <w:sz w:val="16"/>
                 <w:szCs w:val="16"/>
               </w:rPr>
-              <w:t>- 스테미나, Hp 바 UI</w:t>
+              <w:t xml:space="preserve">- </w:t>
+            </w:r>
+            <w:proofErr w:type="spellStart"/>
+            <w:r>
+              <w:rPr>
+                <w:rFonts w:eastAsiaTheme="minorHAnsi"/>
+                <w:sz w:val="16"/>
+                <w:szCs w:val="16"/>
+              </w:rPr>
+              <w:t>스테미나</w:t>
+            </w:r>
+            <w:proofErr w:type="spellEnd"/>
+            <w:r>
+              <w:rPr>
+                <w:rFonts w:eastAsiaTheme="minorHAnsi"/>
+                <w:sz w:val="16"/>
+                <w:szCs w:val="16"/>
+              </w:rPr>
+              <w:t>, Hp 바 UI</w:t>
             </w:r>
           </w:p>
           <w:p>
@@ -4020,7 +3489,25 @@
                 <w:sz w:val="16"/>
                 <w:szCs w:val="16"/>
               </w:rPr>
-              <w:t>- EmotionGame Grab 문제 해결</w:t>
+              <w:t xml:space="preserve">- </w:t>
+            </w:r>
+            <w:proofErr w:type="spellStart"/>
+            <w:r>
+              <w:rPr>
+                <w:rFonts w:eastAsiaTheme="minorHAnsi"/>
+                <w:sz w:val="16"/>
+                <w:szCs w:val="16"/>
+              </w:rPr>
+              <w:t>EmotionGame</w:t>
+            </w:r>
+            <w:proofErr w:type="spellEnd"/>
+            <w:r>
+              <w:rPr>
+                <w:rFonts w:eastAsiaTheme="minorHAnsi"/>
+                <w:sz w:val="16"/>
+                <w:szCs w:val="16"/>
+              </w:rPr>
+              <w:t xml:space="preserve"> Grab 문제 해결</w:t>
             </w:r>
           </w:p>
         </w:tc>
@@ -5386,7 +4873,43 @@
                 <w:sz w:val="16"/>
                 <w:szCs w:val="16"/>
               </w:rPr>
-              <w:t>[클라] 7가지 감정 이모지, 거미줄 에셋 필요</w:t>
+              <w:t xml:space="preserve">[클라] 7가지 감정 </w:t>
+            </w:r>
+            <w:proofErr w:type="spellStart"/>
+            <w:r>
+              <w:rPr>
+                <w:rFonts w:asciiTheme="majorHAnsi" w:eastAsiaTheme="majorHAnsi" w:hAnsiTheme="majorHAnsi"/>
+                <w:sz w:val="16"/>
+                <w:szCs w:val="16"/>
+              </w:rPr>
+              <w:t>이모지</w:t>
+            </w:r>
+            <w:proofErr w:type="spellEnd"/>
+            <w:r>
+              <w:rPr>
+                <w:rFonts w:asciiTheme="majorHAnsi" w:eastAsiaTheme="majorHAnsi" w:hAnsiTheme="majorHAnsi"/>
+                <w:sz w:val="16"/>
+                <w:szCs w:val="16"/>
+              </w:rPr>
+              <w:t xml:space="preserve">, 거미줄 </w:t>
+            </w:r>
+            <w:proofErr w:type="spellStart"/>
+            <w:r>
+              <w:rPr>
+                <w:rFonts w:asciiTheme="majorHAnsi" w:eastAsiaTheme="majorHAnsi" w:hAnsiTheme="majorHAnsi"/>
+                <w:sz w:val="16"/>
+                <w:szCs w:val="16"/>
+              </w:rPr>
+              <w:t>에셋</w:t>
+            </w:r>
+            <w:proofErr w:type="spellEnd"/>
+            <w:r>
+              <w:rPr>
+                <w:rFonts w:asciiTheme="majorHAnsi" w:eastAsiaTheme="majorHAnsi" w:hAnsiTheme="majorHAnsi"/>
+                <w:sz w:val="16"/>
+                <w:szCs w:val="16"/>
+              </w:rPr>
+              <w:t xml:space="preserve"> 필요</w:t>
             </w:r>
           </w:p>
         </w:tc>
@@ -5690,7 +5213,43 @@
                 <w:sz w:val="16"/>
                 <w:szCs w:val="16"/>
               </w:rPr>
-              <w:t>- 가구 에셋 추가, json 작성</w:t>
+              <w:t xml:space="preserve">- 가구 </w:t>
+            </w:r>
+            <w:proofErr w:type="spellStart"/>
+            <w:r>
+              <w:rPr>
+                <w:rFonts w:eastAsiaTheme="minorHAnsi"/>
+                <w:sz w:val="16"/>
+                <w:szCs w:val="16"/>
+              </w:rPr>
+              <w:t>에셋</w:t>
+            </w:r>
+            <w:proofErr w:type="spellEnd"/>
+            <w:r>
+              <w:rPr>
+                <w:rFonts w:eastAsiaTheme="minorHAnsi"/>
+                <w:sz w:val="16"/>
+                <w:szCs w:val="16"/>
+              </w:rPr>
+              <w:t xml:space="preserve"> 추가, </w:t>
+            </w:r>
+            <w:proofErr w:type="spellStart"/>
+            <w:r>
+              <w:rPr>
+                <w:rFonts w:eastAsiaTheme="minorHAnsi"/>
+                <w:sz w:val="16"/>
+                <w:szCs w:val="16"/>
+              </w:rPr>
+              <w:t>json</w:t>
+            </w:r>
+            <w:proofErr w:type="spellEnd"/>
+            <w:r>
+              <w:rPr>
+                <w:rFonts w:eastAsiaTheme="minorHAnsi"/>
+                <w:sz w:val="16"/>
+                <w:szCs w:val="16"/>
+              </w:rPr>
+              <w:t xml:space="preserve"> 작성</w:t>
             </w:r>
           </w:p>
         </w:tc>

--- a/일정/일정(수영).docx
+++ b/일정/일정(수영).docx
@@ -161,7 +161,7 @@
           <w:p>
             <w:pPr>
               <w:rPr>
-                <w:rFonts w:ascii="HY헤드라인M" w:eastAsia="HY헤드라인M" w:hint="eastAsia"/>
+                <w:rFonts w:ascii="HY헤드라인M" w:eastAsia="HY헤드라인M"/>
                 <w:sz w:val="24"/>
               </w:rPr>
             </w:pPr>
@@ -407,187 +407,6 @@
           <w:p>
             <w:pPr>
               <w:rPr>
-                <w:rFonts w:ascii="HY헤드라인M" w:eastAsia="HY헤드라인M" w:hint="eastAsia"/>
-                <w:sz w:val="24"/>
-              </w:rPr>
-            </w:pPr>
-            <w:r>
-              <w:rPr>
-                <w:rFonts w:ascii="HY헤드라인M" w:eastAsia="HY헤드라인M"/>
-                <w:sz w:val="24"/>
-              </w:rPr>
-              <w:t>-데이터베이스 연결</w:t>
-            </w:r>
-            <w:r>
-              <w:rPr>
-                <w:rFonts w:ascii="HY헤드라인M" w:eastAsia="HY헤드라인M" w:hint="eastAsia"/>
-                <w:sz w:val="24"/>
-              </w:rPr>
-              <w:t>(테스트 필요)</w:t>
-            </w:r>
-          </w:p>
-          <w:p>
-            <w:pPr>
-              <w:rPr>
-                <w:rFonts w:ascii="HY헤드라인M" w:eastAsia="HY헤드라인M"/>
-                <w:sz w:val="24"/>
-              </w:rPr>
-            </w:pPr>
-            <w:r>
-              <w:rPr>
-                <w:rFonts w:ascii="HY헤드라인M" w:eastAsia="HY헤드라인M"/>
-                <w:sz w:val="24"/>
-              </w:rPr>
-              <w:t>-로그인/로그아웃 구현</w:t>
-            </w:r>
-          </w:p>
-          <w:p>
-            <w:pPr>
-              <w:rPr>
-                <w:rFonts w:ascii="HY헤드라인M" w:eastAsia="HY헤드라인M"/>
-                <w:sz w:val="24"/>
-              </w:rPr>
-            </w:pPr>
-            <w:r>
-              <w:rPr>
-                <w:rFonts w:ascii="HY헤드라인M" w:eastAsia="HY헤드라인M"/>
-                <w:sz w:val="24"/>
-              </w:rPr>
-              <w:t xml:space="preserve">-Room </w:t>
-            </w:r>
-            <w:proofErr w:type="spellStart"/>
-            <w:r>
-              <w:rPr>
-                <w:rFonts w:ascii="HY헤드라인M" w:eastAsia="HY헤드라인M"/>
-                <w:sz w:val="24"/>
-              </w:rPr>
-              <w:t>입퇴장</w:t>
-            </w:r>
-            <w:proofErr w:type="spellEnd"/>
-            <w:r>
-              <w:rPr>
-                <w:rFonts w:ascii="HY헤드라인M" w:eastAsia="HY헤드라인M"/>
-                <w:sz w:val="24"/>
-              </w:rPr>
-              <w:t xml:space="preserve"> 구현</w:t>
-            </w:r>
-          </w:p>
-          <w:p>
-            <w:pPr>
-              <w:rPr>
-                <w:rFonts w:ascii="HY헤드라인M" w:eastAsia="HY헤드라인M"/>
-                <w:sz w:val="24"/>
-              </w:rPr>
-            </w:pPr>
-            <w:r>
-              <w:rPr>
-                <w:rFonts w:ascii="HY헤드라인M" w:eastAsia="HY헤드라인M" w:hint="eastAsia"/>
-                <w:sz w:val="24"/>
-              </w:rPr>
-              <w:t>-회원가입</w:t>
-            </w:r>
-          </w:p>
-          <w:p>
-            <w:pPr>
-              <w:rPr>
-                <w:rFonts w:ascii="HY헤드라인M" w:eastAsia="HY헤드라인M"/>
-                <w:sz w:val="24"/>
-              </w:rPr>
-            </w:pPr>
-          </w:p>
-          <w:p>
-            <w:pPr>
-              <w:rPr>
-                <w:rFonts w:ascii="HY헤드라인M" w:eastAsia="HY헤드라인M"/>
-                <w:sz w:val="24"/>
-              </w:rPr>
-            </w:pPr>
-            <w:r>
-              <w:rPr>
-                <w:rFonts w:ascii="HY헤드라인M" w:eastAsia="HY헤드라인M" w:hint="eastAsia"/>
-                <w:sz w:val="24"/>
-              </w:rPr>
-              <w:t>[기타]</w:t>
-            </w:r>
-          </w:p>
-          <w:p>
-            <w:pPr>
-              <w:rPr>
-                <w:rFonts w:ascii="HY헤드라인M" w:eastAsia="HY헤드라인M"/>
-                <w:sz w:val="24"/>
-              </w:rPr>
-            </w:pPr>
-            <w:r>
-              <w:rPr>
-                <w:rFonts w:ascii="HY헤드라인M" w:eastAsia="HY헤드라인M" w:hint="eastAsia"/>
-                <w:sz w:val="24"/>
-              </w:rPr>
-              <w:t xml:space="preserve">-서버 </w:t>
-            </w:r>
-            <w:proofErr w:type="spellStart"/>
-            <w:r>
-              <w:rPr>
-                <w:rFonts w:ascii="HY헤드라인M" w:eastAsia="HY헤드라인M" w:hint="eastAsia"/>
-                <w:sz w:val="24"/>
-              </w:rPr>
-              <w:t>멀티쓰레드</w:t>
-            </w:r>
-            <w:proofErr w:type="spellEnd"/>
-            <w:r>
-              <w:rPr>
-                <w:rFonts w:ascii="HY헤드라인M" w:eastAsia="HY헤드라인M" w:hint="eastAsia"/>
-                <w:sz w:val="24"/>
-              </w:rPr>
-              <w:t xml:space="preserve"> 적용</w:t>
-            </w:r>
-          </w:p>
-          <w:p>
-            <w:pPr>
-              <w:rPr>
-                <w:rFonts w:ascii="HY헤드라인M" w:eastAsia="HY헤드라인M"/>
-                <w:sz w:val="24"/>
-              </w:rPr>
-            </w:pPr>
-            <w:r>
-              <w:rPr>
-                <w:rFonts w:ascii="HY헤드라인M" w:eastAsia="HY헤드라인M"/>
-                <w:sz w:val="24"/>
-              </w:rPr>
-              <w:t>-최적화</w:t>
-            </w:r>
-            <w:r>
-              <w:rPr>
-                <w:rFonts w:ascii="HY헤드라인M" w:eastAsia="HY헤드라인M" w:hint="eastAsia"/>
-                <w:sz w:val="24"/>
-              </w:rPr>
-              <w:t xml:space="preserve"> 및</w:t>
-            </w:r>
-            <w:r>
-              <w:rPr>
-                <w:rFonts w:ascii="HY헤드라인M" w:eastAsia="HY헤드라인M"/>
-                <w:sz w:val="24"/>
-              </w:rPr>
-              <w:t xml:space="preserve"> 코드 정리</w:t>
-            </w:r>
-          </w:p>
-          <w:p>
-            <w:pPr>
-              <w:rPr>
-                <w:rFonts w:ascii="HY헤드라인M" w:eastAsia="HY헤드라인M"/>
-                <w:sz w:val="24"/>
-              </w:rPr>
-            </w:pPr>
-            <w:r>
-              <w:rPr>
-                <w:rFonts w:ascii="HY헤드라인M" w:eastAsia="HY헤드라인M"/>
-                <w:sz w:val="24"/>
-              </w:rPr>
-              <w:t xml:space="preserve">-더미 클라이언트 제작 </w:t>
-            </w:r>
-          </w:p>
-          <w:p>
-            <w:pPr>
-              <w:rPr>
                 <w:rFonts w:ascii="HY헤드라인M" w:eastAsia="HY헤드라인M"/>
                 <w:strike/>
                 <w:sz w:val="24"/>
@@ -599,24 +418,210 @@
                 <w:strike/>
                 <w:sz w:val="24"/>
               </w:rPr>
-              <w:t xml:space="preserve">-Base </w:t>
-            </w:r>
-            <w:proofErr w:type="spellStart"/>
-            <w:r>
+              <w:t>-데이터베이스 연결</w:t>
+            </w:r>
+            <w:r>
+              <w:rPr>
+                <w:rFonts w:ascii="HY헤드라인M" w:eastAsia="HY헤드라인M" w:hint="eastAsia"/>
+                <w:strike/>
+                <w:sz w:val="24"/>
+              </w:rPr>
+              <w:t>(테스트 필요)</w:t>
+            </w:r>
+          </w:p>
+          <w:p>
+            <w:pPr>
               <w:rPr>
                 <w:rFonts w:ascii="HY헤드라인M" w:eastAsia="HY헤드라인M"/>
                 <w:strike/>
                 <w:sz w:val="24"/>
               </w:rPr>
-              <w:t>타일맵</w:t>
-            </w:r>
-            <w:proofErr w:type="spellEnd"/>
+            </w:pPr>
             <w:r>
               <w:rPr>
                 <w:rFonts w:ascii="HY헤드라인M" w:eastAsia="HY헤드라인M"/>
                 <w:strike/>
                 <w:sz w:val="24"/>
               </w:rPr>
+              <w:t>-로그인/로그아웃 구현</w:t>
+            </w:r>
+          </w:p>
+          <w:p>
+            <w:pPr>
+              <w:rPr>
+                <w:rFonts w:ascii="HY헤드라인M" w:eastAsia="HY헤드라인M"/>
+                <w:sz w:val="24"/>
+              </w:rPr>
+            </w:pPr>
+            <w:r>
+              <w:rPr>
+                <w:rFonts w:ascii="HY헤드라인M" w:eastAsia="HY헤드라인M"/>
+                <w:sz w:val="24"/>
+              </w:rPr>
+              <w:t xml:space="preserve">-Room </w:t>
+            </w:r>
+            <w:proofErr w:type="spellStart"/>
+            <w:r>
+              <w:rPr>
+                <w:rFonts w:ascii="HY헤드라인M" w:eastAsia="HY헤드라인M"/>
+                <w:sz w:val="24"/>
+              </w:rPr>
+              <w:t>입퇴장</w:t>
+            </w:r>
+            <w:proofErr w:type="spellEnd"/>
+            <w:r>
+              <w:rPr>
+                <w:rFonts w:ascii="HY헤드라인M" w:eastAsia="HY헤드라인M"/>
+                <w:sz w:val="24"/>
+              </w:rPr>
+              <w:t xml:space="preserve"> 구현</w:t>
+            </w:r>
+          </w:p>
+          <w:p>
+            <w:pPr>
+              <w:rPr>
+                <w:rFonts w:ascii="HY헤드라인M" w:eastAsia="HY헤드라인M"/>
+                <w:sz w:val="24"/>
+              </w:rPr>
+            </w:pPr>
+            <w:r>
+              <w:rPr>
+                <w:rFonts w:ascii="HY헤드라인M" w:eastAsia="HY헤드라인M" w:hint="eastAsia"/>
+                <w:sz w:val="24"/>
+              </w:rPr>
+              <w:t>-회원가입</w:t>
+            </w:r>
+          </w:p>
+          <w:p>
+            <w:pPr>
+              <w:rPr>
+                <w:rFonts w:ascii="HY헤드라인M" w:eastAsia="HY헤드라인M"/>
+                <w:sz w:val="24"/>
+              </w:rPr>
+            </w:pPr>
+          </w:p>
+          <w:p>
+            <w:pPr>
+              <w:rPr>
+                <w:rFonts w:ascii="HY헤드라인M" w:eastAsia="HY헤드라인M"/>
+                <w:sz w:val="24"/>
+              </w:rPr>
+            </w:pPr>
+            <w:r>
+              <w:rPr>
+                <w:rFonts w:ascii="HY헤드라인M" w:eastAsia="HY헤드라인M" w:hint="eastAsia"/>
+                <w:sz w:val="24"/>
+              </w:rPr>
+              <w:t>[기타]</w:t>
+            </w:r>
+          </w:p>
+          <w:p>
+            <w:pPr>
+              <w:rPr>
+                <w:rFonts w:ascii="HY헤드라인M" w:eastAsia="HY헤드라인M"/>
+                <w:sz w:val="24"/>
+              </w:rPr>
+            </w:pPr>
+            <w:r>
+              <w:rPr>
+                <w:rFonts w:ascii="HY헤드라인M" w:eastAsia="HY헤드라인M" w:hint="eastAsia"/>
+                <w:sz w:val="24"/>
+              </w:rPr>
+              <w:t xml:space="preserve">-서버 </w:t>
+            </w:r>
+            <w:proofErr w:type="spellStart"/>
+            <w:r>
+              <w:rPr>
+                <w:rFonts w:ascii="HY헤드라인M" w:eastAsia="HY헤드라인M" w:hint="eastAsia"/>
+                <w:sz w:val="24"/>
+              </w:rPr>
+              <w:t>멀티쓰레드</w:t>
+            </w:r>
+            <w:proofErr w:type="spellEnd"/>
+            <w:r>
+              <w:rPr>
+                <w:rFonts w:ascii="HY헤드라인M" w:eastAsia="HY헤드라인M" w:hint="eastAsia"/>
+                <w:sz w:val="24"/>
+              </w:rPr>
+              <w:t xml:space="preserve"> 적용</w:t>
+            </w:r>
+          </w:p>
+          <w:p>
+            <w:pPr>
+              <w:rPr>
+                <w:rFonts w:ascii="HY헤드라인M" w:eastAsia="HY헤드라인M"/>
+                <w:sz w:val="24"/>
+              </w:rPr>
+            </w:pPr>
+            <w:r>
+              <w:rPr>
+                <w:rFonts w:ascii="HY헤드라인M" w:eastAsia="HY헤드라인M"/>
+                <w:sz w:val="24"/>
+              </w:rPr>
+              <w:t>-최적화</w:t>
+            </w:r>
+            <w:r>
+              <w:rPr>
+                <w:rFonts w:ascii="HY헤드라인M" w:eastAsia="HY헤드라인M" w:hint="eastAsia"/>
+                <w:sz w:val="24"/>
+              </w:rPr>
+              <w:t xml:space="preserve"> 및</w:t>
+            </w:r>
+            <w:r>
+              <w:rPr>
+                <w:rFonts w:ascii="HY헤드라인M" w:eastAsia="HY헤드라인M"/>
+                <w:sz w:val="24"/>
+              </w:rPr>
+              <w:t xml:space="preserve"> 코드 정리</w:t>
+            </w:r>
+          </w:p>
+          <w:p>
+            <w:pPr>
+              <w:rPr>
+                <w:rFonts w:ascii="HY헤드라인M" w:eastAsia="HY헤드라인M"/>
+                <w:sz w:val="24"/>
+              </w:rPr>
+            </w:pPr>
+            <w:r>
+              <w:rPr>
+                <w:rFonts w:ascii="HY헤드라인M" w:eastAsia="HY헤드라인M"/>
+                <w:sz w:val="24"/>
+              </w:rPr>
+              <w:t xml:space="preserve">-더미 클라이언트 제작 </w:t>
+            </w:r>
+          </w:p>
+          <w:p>
+            <w:pPr>
+              <w:rPr>
+                <w:rFonts w:ascii="HY헤드라인M" w:eastAsia="HY헤드라인M"/>
+                <w:strike/>
+                <w:sz w:val="24"/>
+              </w:rPr>
+            </w:pPr>
+            <w:r>
+              <w:rPr>
+                <w:rFonts w:ascii="HY헤드라인M" w:eastAsia="HY헤드라인M"/>
+                <w:strike/>
+                <w:sz w:val="24"/>
+              </w:rPr>
+              <w:t xml:space="preserve">-Base </w:t>
+            </w:r>
+            <w:proofErr w:type="spellStart"/>
+            <w:r>
+              <w:rPr>
+                <w:rFonts w:ascii="HY헤드라인M" w:eastAsia="HY헤드라인M"/>
+                <w:strike/>
+                <w:sz w:val="24"/>
+              </w:rPr>
+              <w:t>타일맵</w:t>
+            </w:r>
+            <w:proofErr w:type="spellEnd"/>
+            <w:r>
+              <w:rPr>
+                <w:rFonts w:ascii="HY헤드라인M" w:eastAsia="HY헤드라인M"/>
+                <w:strike/>
+                <w:sz w:val="24"/>
+              </w:rPr>
               <w:t xml:space="preserve"> 제작</w:t>
             </w:r>
           </w:p>
@@ -624,12 +629,14 @@
             <w:pPr>
               <w:rPr>
                 <w:rFonts w:ascii="HY헤드라인M" w:eastAsia="HY헤드라인M"/>
+                <w:strike/>
                 <w:sz w:val="24"/>
               </w:rPr>
             </w:pPr>
             <w:r>
               <w:rPr>
                 <w:rFonts w:ascii="HY헤드라인M" w:eastAsia="HY헤드라인M" w:hint="eastAsia"/>
+                <w:strike/>
                 <w:sz w:val="24"/>
               </w:rPr>
               <w:t>-UDP 통신 구현(마이크)</w:t>
@@ -637,6 +644,7 @@
             <w:r>
               <w:rPr>
                 <w:rFonts w:ascii="HY헤드라인M" w:eastAsia="HY헤드라인M" w:hint="eastAsia"/>
+                <w:strike/>
                 <w:sz w:val="24"/>
               </w:rPr>
               <w:t xml:space="preserve"> or </w:t>
@@ -644,6 +652,7 @@
             <w:r>
               <w:rPr>
                 <w:rFonts w:ascii="HY헤드라인M" w:eastAsia="HY헤드라인M" w:hint="eastAsia"/>
+                <w:strike/>
                 <w:sz w:val="24"/>
               </w:rPr>
               <w:t>채팅</w:t>
